--- a/2025_01_household_income/article_20250522.docx
+++ b/2025_01_household_income/article_20250522.docx
@@ -753,7 +753,7 @@
     </w:p>
     <w:bookmarkEnd w:id="26"/>
     <w:bookmarkEnd w:id="27"/>
-    <w:bookmarkStart w:id="42" w:name="data-and-methodology"/>
+    <w:bookmarkStart w:id="43" w:name="data-and-methodology"/>
     <w:p>
       <w:pPr>
         <w:pStyle w:val="Heading1"/>
@@ -762,7 +762,7 @@
         <w:t xml:space="preserve">Data and Methodology</w:t>
       </w:r>
     </w:p>
-    <w:bookmarkStart w:id="32" w:name="data-sources"/>
+    <w:bookmarkStart w:id="33" w:name="data-sources"/>
     <w:p>
       <w:pPr>
         <w:pStyle w:val="Heading2"/>
@@ -820,11 +820,37 @@
         <w:pStyle w:val="BodyText"/>
       </w:pPr>
       <w:r>
+        <w:rPr>
+          <w:b/>
+          <w:bCs/>
+        </w:rPr>
+        <w:t xml:space="preserve">Data Availability</w:t>
+      </w:r>
+      <w:r>
+        <w:t xml:space="preserve">: The complete code, processed datasets, and supplementary materials for this study are publicly available at:</w:t>
+      </w:r>
+      <w:r>
+        <w:t xml:space="preserve"> </w:t>
+      </w:r>
+      <w:hyperlink r:id="rId32">
+        <w:r>
+          <w:rPr>
+            <w:rStyle w:val="Hyperlink"/>
+          </w:rPr>
+          <w:t xml:space="preserve">https://github.com/tavad/articles/tree/main/2025_01_household_income</w:t>
+        </w:r>
+      </w:hyperlink>
+    </w:p>
+    <w:p>
+      <w:pPr>
+        <w:pStyle w:val="BodyText"/>
+      </w:pPr>
+      <w:r>
         <w:t xml:space="preserve">Our analysis covers a period of exceptional macroeconomic volatility in Armenia, with 12.6% GDP growth in 2022 followed by 7.2% in 2023, while inflation shifted dramatically from 8.3% to -0.6% between these years. This creates a unique quasi-experimental setting for examining how price stability affects the growth-welfare relationship, as we observe similar magnitudes of economic growth under sharply contrasting inflation regimes within a short timeframe.</w:t>
       </w:r>
     </w:p>
-    <w:bookmarkEnd w:id="32"/>
-    <w:bookmarkStart w:id="33" w:name="econometric-approach"/>
+    <w:bookmarkEnd w:id="33"/>
+    <w:bookmarkStart w:id="34" w:name="econometric-approach"/>
     <w:p>
       <w:pPr>
         <w:pStyle w:val="Heading2"/>
@@ -833,8 +859,8 @@
         <w:t xml:space="preserve">Econometric Approach</w:t>
       </w:r>
     </w:p>
-    <w:bookmarkEnd w:id="33"/>
-    <w:bookmarkStart w:id="41" w:name="methodological-contribution"/>
+    <w:bookmarkEnd w:id="34"/>
+    <w:bookmarkStart w:id="42" w:name="methodological-contribution"/>
     <w:p>
       <w:pPr>
         <w:pStyle w:val="Heading2"/>
@@ -1616,7 +1642,7 @@
         <w:t xml:space="preserve">of high growth with declining real incomes in 2022 versus moderate growth with improving real incomes in 2023.</w:t>
       </w:r>
     </w:p>
-    <w:bookmarkStart w:id="34" w:name="Xdea203760b4ba6d04a3ae8c13c222042754efb1"/>
+    <w:bookmarkStart w:id="35" w:name="Xdea203760b4ba6d04a3ae8c13c222042754efb1"/>
     <w:p>
       <w:pPr>
         <w:pStyle w:val="Heading3"/>
@@ -1662,8 +1688,8 @@
         <w:t xml:space="preserve">(8.6%), suggesting intensification of regional disparities in Armenia since their study.</w:t>
       </w:r>
     </w:p>
-    <w:bookmarkEnd w:id="34"/>
-    <w:bookmarkStart w:id="35" w:name="r²-interpretation"/>
+    <w:bookmarkEnd w:id="35"/>
+    <w:bookmarkStart w:id="36" w:name="r²-interpretation"/>
     <w:p>
       <w:pPr>
         <w:pStyle w:val="Heading3"/>
@@ -1757,8 +1783,8 @@
         <w:t xml:space="preserve">reporting similar R² values (12-18%) in their Latvian wage study while still drawing meaningful policy implications.</w:t>
       </w:r>
     </w:p>
-    <w:bookmarkEnd w:id="35"/>
-    <w:bookmarkStart w:id="36" w:name="limitations"/>
+    <w:bookmarkEnd w:id="36"/>
+    <w:bookmarkStart w:id="37" w:name="limitations"/>
     <w:p>
       <w:pPr>
         <w:pStyle w:val="Heading3"/>
@@ -1811,8 +1837,8 @@
         <w:t xml:space="preserve">While we document differential inflation impacts across regions, data limitations prevent calculating region-specific inflation rates that would allow more precise estimation of regional price dynamics</w:t>
       </w:r>
     </w:p>
-    <w:bookmarkEnd w:id="36"/>
-    <w:bookmarkStart w:id="40" w:name="key-findings-from-regional-income-model"/>
+    <w:bookmarkEnd w:id="37"/>
+    <w:bookmarkStart w:id="41" w:name="key-findings-from-regional-income-model"/>
     <w:p>
       <w:pPr>
         <w:pStyle w:val="Heading3"/>
@@ -2360,18 +2386,18 @@
           <wp:inline>
             <wp:extent cx="4673600" cy="3738880"/>
             <wp:effectExtent b="0" l="0" r="0" t="0"/>
-            <wp:docPr descr="Diagnostic Plots for Regional Income Model - Panel A: Residuals vs Fitted Values; Panel B: Normal Q-Q Plot; Panel C: Scale-Location Plot; Panel D: Cook’s Distance for Influential Observations" title="" id="38" name="Picture"/>
+            <wp:docPr descr="Diagnostic Plots for Regional Income Model - Panel A: Residuals vs Fitted Values; Panel B: Normal Q-Q Plot; Panel C: Scale-Location Plot; Panel D: Cook’s Distance for Influential Observations" title="" id="39" name="Picture"/>
             <a:graphic>
               <a:graphicData uri="http://schemas.openxmlformats.org/drawingml/2006/picture">
                 <pic:pic>
                   <pic:nvPicPr>
-                    <pic:cNvPr descr="article_20250522_files/figure-docx/diagnostic_plots-1.png" id="39" name="Picture"/>
+                    <pic:cNvPr descr="article_20250522_files/figure-docx/diagnostic_plots-1.png" id="40" name="Picture"/>
                     <pic:cNvPicPr>
                       <a:picLocks noChangeArrowheads="1" noChangeAspect="1"/>
                     </pic:cNvPicPr>
                   </pic:nvPicPr>
                   <pic:blipFill>
-                    <a:blip r:embed="rId37"/>
+                    <a:blip r:embed="rId38"/>
                     <a:stretch>
                       <a:fillRect/>
                     </a:stretch>
@@ -2414,10 +2440,10 @@
         <w:t xml:space="preserve">Figure 1 presents diagnostic plots for our regional income model. Panel A shows residuals versus fitted values, with the relatively symmetric distribution around the zero line indicating adequate fit. The Normal Q-Q plot in Panel B demonstrates approximate normality of residuals, with slight deviations in the tails as expected with income data. Panel C reveals some heteroscedasticity, justifying our use of robust standard errors. Panel D shows Cook’s distance for potentially influential observations, with all values well below 0.5, suggesting no observations exert undue influence on model parameters.</w:t>
       </w:r>
     </w:p>
-    <w:bookmarkEnd w:id="40"/>
     <w:bookmarkEnd w:id="41"/>
     <w:bookmarkEnd w:id="42"/>
-    <w:bookmarkStart w:id="56" w:name="results-and-analysis"/>
+    <w:bookmarkEnd w:id="43"/>
+    <w:bookmarkStart w:id="57" w:name="results-and-analysis"/>
     <w:p>
       <w:pPr>
         <w:pStyle w:val="Heading1"/>
@@ -2426,7 +2452,7 @@
         <w:t xml:space="preserve">Results and Analysis</w:t>
       </w:r>
     </w:p>
-    <w:bookmarkStart w:id="46" w:name="Xc6084f1a5d1eec7f2b8f7b949e3929feb23ddf9"/>
+    <w:bookmarkStart w:id="47" w:name="Xc6084f1a5d1eec7f2b8f7b949e3929feb23ddf9"/>
     <w:p>
       <w:pPr>
         <w:pStyle w:val="Heading2"/>
@@ -2460,18 +2486,18 @@
           <wp:inline>
             <wp:extent cx="4673600" cy="3505200"/>
             <wp:effectExtent b="0" l="0" r="0" t="0"/>
-            <wp:docPr descr="Evolution of Household Monthly Income Distribution in Armenia (2005-2023). Income values adjusted to 2023 prices. The ridge density plots show the distribution of household incomes across years, with darker shading indicating higher density. Vertical quartile lines show the income distribution’s 25th, 50th, and 75th percentiles for each year." title="" id="44" name="Picture"/>
+            <wp:docPr descr="Evolution of Household Monthly Income Distribution in Armenia (2005-2023). Income values adjusted to 2023 prices. The ridge density plots show the distribution of household incomes across years, with darker shading indicating higher density. Vertical quartile lines show the income distribution’s 25th, 50th, and 75th percentiles for each year." title="" id="45" name="Picture"/>
             <a:graphic>
               <a:graphicData uri="http://schemas.openxmlformats.org/drawingml/2006/picture">
                 <pic:pic>
                   <pic:nvPicPr>
-                    <pic:cNvPr descr="article_20250522_files/figure-docx/income_distribution_plot-1.png" id="45" name="Picture"/>
+                    <pic:cNvPr descr="article_20250522_files/figure-docx/income_distribution_plot-1.png" id="46" name="Picture"/>
                     <pic:cNvPicPr>
                       <a:picLocks noChangeArrowheads="1" noChangeAspect="1"/>
                     </pic:cNvPicPr>
                   </pic:nvPicPr>
                   <pic:blipFill>
-                    <a:blip r:embed="rId43"/>
+                    <a:blip r:embed="rId44"/>
                     <a:stretch>
                       <a:fillRect/>
                     </a:stretch>
@@ -2659,8 +2685,8 @@
         <w:t xml:space="preserve">.</w:t>
       </w:r>
     </w:p>
-    <w:bookmarkEnd w:id="46"/>
-    <w:bookmarkStart w:id="50" w:name="X72531805a6ae0bfb0353496918717079115a6eb"/>
+    <w:bookmarkEnd w:id="47"/>
+    <w:bookmarkStart w:id="51" w:name="X72531805a6ae0bfb0353496918717079115a6eb"/>
     <w:p>
       <w:pPr>
         <w:pStyle w:val="Heading2"/>
@@ -2686,18 +2712,18 @@
           <wp:inline>
             <wp:extent cx="4673600" cy="3505200"/>
             <wp:effectExtent b="0" l="0" r="0" t="0"/>
-            <wp:docPr descr="Changes in Household Income by Region (2020-2023). Values shown in thousand AMD, adjusted to 2023 prices. For each region, the plot shows changes in three key metrics: lower decile (1st decile), median income, and upper decile (9th decile). Blue arrows indicate growth; red arrows indicate decline." title="" id="48" name="Picture"/>
+            <wp:docPr descr="Changes in Household Income by Region (2020-2023). Values shown in thousand AMD, adjusted to 2023 prices. For each region, the plot shows changes in three key metrics: lower decile (1st decile), median income, and upper decile (9th decile). Blue arrows indicate growth; red arrows indicate decline." title="" id="49" name="Picture"/>
             <a:graphic>
               <a:graphicData uri="http://schemas.openxmlformats.org/drawingml/2006/picture">
                 <pic:pic>
                   <pic:nvPicPr>
-                    <pic:cNvPr descr="article_20250522_files/figure-docx/regional_disparity_plot-1.png" id="49" name="Picture"/>
+                    <pic:cNvPr descr="article_20250522_files/figure-docx/regional_disparity_plot-1.png" id="50" name="Picture"/>
                     <pic:cNvPicPr>
                       <a:picLocks noChangeArrowheads="1" noChangeAspect="1"/>
                     </pic:cNvPicPr>
                   </pic:nvPicPr>
                   <pic:blipFill>
-                    <a:blip r:embed="rId47"/>
+                    <a:blip r:embed="rId48"/>
                     <a:stretch>
                       <a:fillRect/>
                     </a:stretch>
@@ -2882,8 +2908,8 @@
         <w:t xml:space="preserve">. In Armenia’s case, Yerevan’s dominant position reflects its role as the country’s administrative, financial, and economic center, which attracts investment, higher-skilled labor, and economic activity. Secondary cities show more variable performance, likely reflecting their specific economic specializations and integration into international value chains.</w:t>
       </w:r>
     </w:p>
-    <w:bookmarkEnd w:id="50"/>
-    <w:bookmarkStart w:id="54" w:name="X3a2aa093692fa5b0a28bedb917b77893f74679a"/>
+    <w:bookmarkEnd w:id="51"/>
+    <w:bookmarkStart w:id="55" w:name="X3a2aa093692fa5b0a28bedb917b77893f74679a"/>
     <w:p>
       <w:pPr>
         <w:pStyle w:val="Heading2"/>
@@ -2909,18 +2935,18 @@
           <wp:inline>
             <wp:extent cx="4673600" cy="3505200"/>
             <wp:effectExtent b="0" l="0" r="0" t="0"/>
-            <wp:docPr descr="Evolution of Household Income Distribution in Armenia (2005-2023). Distribution of household income by brackets, with incomes adjusted to 2023 prices. The progression shows a significant reduction in lower income brackets and expansion of middle-income groups." title="" id="52" name="Picture"/>
+            <wp:docPr descr="Evolution of Household Income Distribution in Armenia (2005-2023). Distribution of household income by brackets, with incomes adjusted to 2023 prices. The progression shows a significant reduction in lower income brackets and expansion of middle-income groups." title="" id="53" name="Picture"/>
             <a:graphic>
               <a:graphicData uri="http://schemas.openxmlformats.org/drawingml/2006/picture">
                 <pic:pic>
                   <pic:nvPicPr>
-                    <pic:cNvPr descr="article_20250522_files/figure-docx/income_distribution_plot_2-1.png" id="53" name="Picture"/>
+                    <pic:cNvPr descr="article_20250522_files/figure-docx/income_distribution_plot_2-1.png" id="54" name="Picture"/>
                     <pic:cNvPicPr>
                       <a:picLocks noChangeArrowheads="1" noChangeAspect="1"/>
                     </pic:cNvPicPr>
                   </pic:nvPicPr>
                   <pic:blipFill>
-                    <a:blip r:embed="rId51"/>
+                    <a:blip r:embed="rId52"/>
                     <a:stretch>
                       <a:fillRect/>
                     </a:stretch>
@@ -3107,8 +3133,8 @@
         <w:t xml:space="preserve">, and periods of economic volatility related to regional conflicts and global economic trends.</w:t>
       </w:r>
     </w:p>
-    <w:bookmarkEnd w:id="54"/>
-    <w:bookmarkStart w:id="55" w:name="inflation-impact-on-household-welfare"/>
+    <w:bookmarkEnd w:id="55"/>
+    <w:bookmarkStart w:id="56" w:name="inflation-impact-on-household-welfare"/>
     <w:p>
       <w:pPr>
         <w:pStyle w:val="Heading2"/>
@@ -3287,9 +3313,9 @@
         <w:t xml:space="preserve">This relationship has important policy implications, suggesting that anti-inflation policies play a crucial role in ensuring inclusive economic development. The Armenia case demonstrates that even impressive GDP growth may fail to improve living standards when accompanied by high inflation, while price stability can amplify the welfare benefits of even modest economic expansion.</w:t>
       </w:r>
     </w:p>
-    <w:bookmarkEnd w:id="55"/>
     <w:bookmarkEnd w:id="56"/>
-    <w:bookmarkStart w:id="61" w:name="discussion"/>
+    <w:bookmarkEnd w:id="57"/>
+    <w:bookmarkStart w:id="62" w:name="discussion"/>
     <w:p>
       <w:pPr>
         <w:pStyle w:val="Heading1"/>
@@ -3306,7 +3332,7 @@
         <w:t xml:space="preserve">The analysis of Armenian household income dynamics during 2022-2023 reveals complex interactions between macroeconomic conditions, regional disparities, and household welfare that offer broader insights into development challenges facing transition economies.</w:t>
       </w:r>
     </w:p>
-    <w:bookmarkStart w:id="57" w:name="theoretical-implications"/>
+    <w:bookmarkStart w:id="58" w:name="theoretical-implications"/>
     <w:p>
       <w:pPr>
         <w:pStyle w:val="Heading2"/>
@@ -3369,8 +3395,8 @@
         <w:t xml:space="preserve">—the geographic distribution of these gains remains uneven. This indicates that transition processes may simultaneously generate aggregate welfare improvements while maintaining or exacerbating spatial inequalities, challenging simplistic transition success narratives.</w:t>
       </w:r>
     </w:p>
-    <w:bookmarkEnd w:id="57"/>
-    <w:bookmarkStart w:id="58" w:name="explaining-the-armenian-paradox"/>
+    <w:bookmarkEnd w:id="58"/>
+    <w:bookmarkStart w:id="59" w:name="explaining-the-armenian-paradox"/>
     <w:p>
       <w:pPr>
         <w:pStyle w:val="Heading2"/>
@@ -3467,8 +3493,8 @@
         <w:t xml:space="preserve">This multifaceted explanation resolves the apparent paradox and illustrates the complex interactions between macroeconomic growth, sectoral patterns, inflation dynamics, and geographic disparities that characterize transition economies.</w:t>
       </w:r>
     </w:p>
-    <w:bookmarkEnd w:id="58"/>
-    <w:bookmarkStart w:id="59" w:name="policy-implications"/>
+    <w:bookmarkEnd w:id="59"/>
+    <w:bookmarkStart w:id="60" w:name="policy-implications"/>
     <w:p>
       <w:pPr>
         <w:pStyle w:val="Heading2"/>
@@ -3611,8 +3637,8 @@
         <w:t xml:space="preserve">: The substantial middle-class growth documented in our analysis should be sustained through targeted interventions, including expanded mortgage market access in regional centers (currently 76% concentrated in Yerevan), improved vocational education in regional centers (education wage premium is 42% higher in Yerevan), and entrepreneurship support programs in secondary cities (business formation rates are 3.8 times lower than in Yerevan despite similar middle-class population shares).</w:t>
       </w:r>
     </w:p>
-    <w:bookmarkEnd w:id="59"/>
-    <w:bookmarkStart w:id="60" w:name="limitations-and-future-research"/>
+    <w:bookmarkEnd w:id="60"/>
+    <w:bookmarkStart w:id="61" w:name="limitations-and-future-research"/>
     <w:p>
       <w:pPr>
         <w:pStyle w:val="Heading2"/>
@@ -3646,9 +3672,9 @@
         <w:t xml:space="preserve">Future research should examine specific mechanisms through which inflation affects different household types through detailed analysis of consumption patterns, wage adjustment processes, and asset portfolios. Exploring migration-inequality relationships could illuminate important dynamics in Armenia’s spatial development, given its high emigration rate (approximately 25% of native-born Armenians live abroad). Analyzing sectoral composition changes across regions would help identify structural factors underlying persistent disparities, while comparative analysis with other post-Soviet states could distinguish Armenia-specific patterns from broader transition economy dynamics.</w:t>
       </w:r>
     </w:p>
-    <w:bookmarkEnd w:id="60"/>
     <w:bookmarkEnd w:id="61"/>
-    <w:bookmarkStart w:id="62" w:name="conclusion"/>
+    <w:bookmarkEnd w:id="62"/>
+    <w:bookmarkStart w:id="63" w:name="conclusion"/>
     <w:p>
       <w:pPr>
         <w:pStyle w:val="Heading1"/>
@@ -3748,8 +3774,8 @@
         <w:t xml:space="preserve">Future research should build on these findings by examining the specific mechanisms through which inflation affects different household types, exploring the relationship between migration and regional inequality patterns, and analyzing how sectoral composition differences contribute to persistent spatial disparities. Such work would further enhance our understanding of the complex factors shaping economic welfare in transition economies and inform more effective policies for inclusive development.</w:t>
       </w:r>
     </w:p>
-    <w:bookmarkEnd w:id="62"/>
-    <w:bookmarkStart w:id="63" w:name="disclosure-statement"/>
+    <w:bookmarkEnd w:id="63"/>
+    <w:bookmarkStart w:id="64" w:name="disclosure-statement"/>
     <w:p>
       <w:pPr>
         <w:pStyle w:val="Heading1"/>
@@ -3766,8 +3792,8 @@
         <w:t xml:space="preserve">The author reports there are no competing interests to declare.</w:t>
       </w:r>
     </w:p>
-    <w:bookmarkEnd w:id="63"/>
-    <w:bookmarkStart w:id="64" w:name="notes-on-contributors"/>
+    <w:bookmarkEnd w:id="64"/>
+    <w:bookmarkStart w:id="65" w:name="notes-on-contributors"/>
     <w:p>
       <w:pPr>
         <w:pStyle w:val="Heading1"/>
@@ -3812,8 +3838,8 @@
         <w:t xml:space="preserve">from Armenian). He serves as a Researcher at the Ambert Research Center at ASUE. His research interests include macroeconomic analysis, regional development, and the application of data science to economic policy problems in transition economies.</w:t>
       </w:r>
     </w:p>
-    <w:bookmarkEnd w:id="64"/>
-    <w:bookmarkStart w:id="66" w:name="orcid"/>
+    <w:bookmarkEnd w:id="65"/>
+    <w:bookmarkStart w:id="67" w:name="orcid"/>
     <w:p>
       <w:pPr>
         <w:pStyle w:val="Heading1"/>
@@ -3832,7 +3858,7 @@
       <w:r>
         <w:t xml:space="preserve"> </w:t>
       </w:r>
-      <w:hyperlink r:id="rId65">
+      <w:hyperlink r:id="rId66">
         <w:r>
           <w:rPr>
             <w:rStyle w:val="Hyperlink"/>
@@ -3841,8 +3867,8 @@
         </w:r>
       </w:hyperlink>
     </w:p>
-    <w:bookmarkEnd w:id="66"/>
-    <w:bookmarkStart w:id="67" w:name="acknowledgements"/>
+    <w:bookmarkEnd w:id="67"/>
+    <w:bookmarkStart w:id="68" w:name="acknowledgements"/>
     <w:p>
       <w:pPr>
         <w:pStyle w:val="Heading1"/>
@@ -3859,8 +3885,8 @@
         <w:t xml:space="preserve">The author thanks the Statistical Committee of Armenia for providing access to the Integrated Living Conditions Survey data used in this study. The author also acknowledges valuable feedback received from colleagues at the Armenian State University of Economics and participants at the 2024 Regional Development Conference where preliminary findings of this study were presented.</w:t>
       </w:r>
     </w:p>
-    <w:bookmarkEnd w:id="67"/>
-    <w:bookmarkStart w:id="69" w:name="appendix"/>
+    <w:bookmarkEnd w:id="68"/>
+    <w:bookmarkStart w:id="70" w:name="appendix"/>
     <w:p>
       <w:pPr>
         <w:pStyle w:val="Heading1"/>
@@ -3869,7 +3895,7 @@
         <w:t xml:space="preserve">Appendix</w:t>
       </w:r>
     </w:p>
-    <w:bookmarkStart w:id="68" w:name="Xb245a6ac758e750c7e6aeabc7e74a2264e4f136"/>
+    <w:bookmarkStart w:id="69" w:name="Xb245a6ac758e750c7e6aeabc7e74a2264e4f136"/>
     <w:p>
       <w:pPr>
         <w:pStyle w:val="Heading2"/>
@@ -6570,9 +6596,9 @@
         </w:tc>
       </w:tr>
     </w:tbl>
-    <w:bookmarkEnd w:id="68"/>
     <w:bookmarkEnd w:id="69"/>
-    <w:bookmarkStart w:id="127" w:name="references"/>
+    <w:bookmarkEnd w:id="70"/>
+    <w:bookmarkStart w:id="128" w:name="references"/>
     <w:p>
       <w:pPr>
         <w:pStyle w:val="Heading1"/>
@@ -6581,8 +6607,8 @@
         <w:t xml:space="preserve">References</w:t>
       </w:r>
     </w:p>
-    <w:bookmarkStart w:id="126" w:name="refs"/>
-    <w:bookmarkStart w:id="71" w:name="ref-Benkovskis_etal_2025"/>
+    <w:bookmarkStart w:id="127" w:name="refs"/>
+    <w:bookmarkStart w:id="72" w:name="ref-Benkovskis_etal_2025"/>
     <w:p>
       <w:pPr>
         <w:pStyle w:val="Bibliography"/>
@@ -6615,7 +6641,7 @@
       <w:r>
         <w:t xml:space="preserve"> </w:t>
       </w:r>
-      <w:hyperlink r:id="rId70">
+      <w:hyperlink r:id="rId71">
         <w:r>
           <w:rPr>
             <w:rStyle w:val="Hyperlink"/>
@@ -6627,8 +6653,8 @@
         <w:t xml:space="preserve">.</w:t>
       </w:r>
     </w:p>
-    <w:bookmarkEnd w:id="71"/>
-    <w:bookmarkStart w:id="73" w:name="ref-berkowitz2006evolution"/>
+    <w:bookmarkEnd w:id="72"/>
+    <w:bookmarkStart w:id="74" w:name="ref-berkowitz2006evolution"/>
     <w:p>
       <w:pPr>
         <w:pStyle w:val="Bibliography"/>
@@ -6661,7 +6687,7 @@
       <w:r>
         <w:t xml:space="preserve"> </w:t>
       </w:r>
-      <w:hyperlink r:id="rId72">
+      <w:hyperlink r:id="rId73">
         <w:r>
           <w:rPr>
             <w:rStyle w:val="Hyperlink"/>
@@ -6673,8 +6699,8 @@
         <w:t xml:space="preserve">.</w:t>
       </w:r>
     </w:p>
-    <w:bookmarkEnd w:id="73"/>
-    <w:bookmarkStart w:id="75" w:name="ref-bezemer2004rural"/>
+    <w:bookmarkEnd w:id="74"/>
+    <w:bookmarkStart w:id="76" w:name="ref-bezemer2004rural"/>
     <w:p>
       <w:pPr>
         <w:pStyle w:val="Bibliography"/>
@@ -6707,7 +6733,7 @@
       <w:r>
         <w:t xml:space="preserve"> </w:t>
       </w:r>
-      <w:hyperlink r:id="rId74">
+      <w:hyperlink r:id="rId75">
         <w:r>
           <w:rPr>
             <w:rStyle w:val="Hyperlink"/>
@@ -6719,8 +6745,8 @@
         <w:t xml:space="preserve">.</w:t>
       </w:r>
     </w:p>
-    <w:bookmarkEnd w:id="75"/>
-    <w:bookmarkStart w:id="76" w:name="ref-budd1971impact"/>
+    <w:bookmarkEnd w:id="76"/>
+    <w:bookmarkStart w:id="77" w:name="ref-budd1971impact"/>
     <w:p>
       <w:pPr>
         <w:pStyle w:val="Bibliography"/>
@@ -6751,8 +6777,8 @@
         <w:t xml:space="preserve">61 (2): 128–38.</w:t>
       </w:r>
     </w:p>
-    <w:bookmarkEnd w:id="76"/>
-    <w:bookmarkStart w:id="78" w:name="ref-camera2014understanding"/>
+    <w:bookmarkEnd w:id="77"/>
+    <w:bookmarkStart w:id="79" w:name="ref-camera2014understanding"/>
     <w:p>
       <w:pPr>
         <w:pStyle w:val="Bibliography"/>
@@ -6785,7 +6811,7 @@
       <w:r>
         <w:t xml:space="preserve"> </w:t>
       </w:r>
-      <w:hyperlink r:id="rId77">
+      <w:hyperlink r:id="rId78">
         <w:r>
           <w:rPr>
             <w:rStyle w:val="Hyperlink"/>
@@ -6797,8 +6823,8 @@
         <w:t xml:space="preserve">.</w:t>
       </w:r>
     </w:p>
-    <w:bookmarkEnd w:id="78"/>
-    <w:bookmarkStart w:id="80" w:name="ref-dermendzhieva2011emigration"/>
+    <w:bookmarkEnd w:id="79"/>
+    <w:bookmarkStart w:id="81" w:name="ref-dermendzhieva2011emigration"/>
     <w:p>
       <w:pPr>
         <w:pStyle w:val="Bibliography"/>
@@ -6831,7 +6857,7 @@
       <w:r>
         <w:t xml:space="preserve"> </w:t>
       </w:r>
-      <w:hyperlink r:id="rId79">
+      <w:hyperlink r:id="rId80">
         <w:r>
           <w:rPr>
             <w:rStyle w:val="Hyperlink"/>
@@ -6843,8 +6869,8 @@
         <w:t xml:space="preserve">.</w:t>
       </w:r>
     </w:p>
-    <w:bookmarkEnd w:id="80"/>
-    <w:bookmarkStart w:id="82" w:name="ref-fuchs2018inequality"/>
+    <w:bookmarkEnd w:id="81"/>
+    <w:bookmarkStart w:id="83" w:name="ref-fuchs2018inequality"/>
     <w:p>
       <w:pPr>
         <w:pStyle w:val="Bibliography"/>
@@ -6867,7 +6893,7 @@
       <w:r>
         <w:t xml:space="preserve"> </w:t>
       </w:r>
-      <w:hyperlink r:id="rId81">
+      <w:hyperlink r:id="rId82">
         <w:r>
           <w:rPr>
             <w:rStyle w:val="Hyperlink"/>
@@ -6879,8 +6905,8 @@
         <w:t xml:space="preserve">.</w:t>
       </w:r>
     </w:p>
-    <w:bookmarkEnd w:id="82"/>
-    <w:bookmarkStart w:id="84" w:name="ref-garcia2023wage"/>
+    <w:bookmarkEnd w:id="83"/>
+    <w:bookmarkStart w:id="85" w:name="ref-garcia2023wage"/>
     <w:p>
       <w:pPr>
         <w:pStyle w:val="Bibliography"/>
@@ -6913,7 +6939,7 @@
       <w:r>
         <w:t xml:space="preserve"> </w:t>
       </w:r>
-      <w:hyperlink r:id="rId83">
+      <w:hyperlink r:id="rId84">
         <w:r>
           <w:rPr>
             <w:rStyle w:val="Hyperlink"/>
@@ -6925,8 +6951,8 @@
         <w:t xml:space="preserve">.</w:t>
       </w:r>
     </w:p>
-    <w:bookmarkEnd w:id="84"/>
-    <w:bookmarkStart w:id="86" w:name="ref-habibov2012income"/>
+    <w:bookmarkEnd w:id="85"/>
+    <w:bookmarkStart w:id="87" w:name="ref-habibov2012income"/>
     <w:p>
       <w:pPr>
         <w:pStyle w:val="Bibliography"/>
@@ -6959,7 +6985,7 @@
       <w:r>
         <w:t xml:space="preserve"> </w:t>
       </w:r>
-      <w:hyperlink r:id="rId85">
+      <w:hyperlink r:id="rId86">
         <w:r>
           <w:rPr>
             <w:rStyle w:val="Hyperlink"/>
@@ -6971,8 +6997,8 @@
         <w:t xml:space="preserve">.</w:t>
       </w:r>
     </w:p>
-    <w:bookmarkEnd w:id="86"/>
-    <w:bookmarkStart w:id="88" w:name="ref-hambardzumyan2023impact"/>
+    <w:bookmarkEnd w:id="87"/>
+    <w:bookmarkStart w:id="89" w:name="ref-hambardzumyan2023impact"/>
     <w:p>
       <w:pPr>
         <w:pStyle w:val="Bibliography"/>
@@ -6995,7 +7021,7 @@
       <w:r>
         <w:t xml:space="preserve"> </w:t>
       </w:r>
-      <w:hyperlink r:id="rId87">
+      <w:hyperlink r:id="rId88">
         <w:r>
           <w:rPr>
             <w:rStyle w:val="Hyperlink"/>
@@ -7007,8 +7033,8 @@
         <w:t xml:space="preserve">.</w:t>
       </w:r>
     </w:p>
-    <w:bookmarkEnd w:id="88"/>
-    <w:bookmarkStart w:id="90" w:name="ref-ikemoto1987income"/>
+    <w:bookmarkEnd w:id="89"/>
+    <w:bookmarkStart w:id="91" w:name="ref-ikemoto1987income"/>
     <w:p>
       <w:pPr>
         <w:pStyle w:val="Bibliography"/>
@@ -7041,7 +7067,7 @@
       <w:r>
         <w:t xml:space="preserve"> </w:t>
       </w:r>
-      <w:hyperlink r:id="rId89">
+      <w:hyperlink r:id="rId90">
         <w:r>
           <w:rPr>
             <w:rStyle w:val="Hyperlink"/>
@@ -7053,8 +7079,8 @@
         <w:t xml:space="preserve">.</w:t>
       </w:r>
     </w:p>
-    <w:bookmarkEnd w:id="90"/>
-    <w:bookmarkStart w:id="92" w:name="ref-khitarishvili2016gender"/>
+    <w:bookmarkEnd w:id="91"/>
+    <w:bookmarkStart w:id="93" w:name="ref-khitarishvili2016gender"/>
     <w:p>
       <w:pPr>
         <w:pStyle w:val="Bibliography"/>
@@ -7077,7 +7103,7 @@
       <w:r>
         <w:t xml:space="preserve"> </w:t>
       </w:r>
-      <w:hyperlink r:id="rId91">
+      <w:hyperlink r:id="rId92">
         <w:r>
           <w:rPr>
             <w:rStyle w:val="Hyperlink"/>
@@ -7089,8 +7115,8 @@
         <w:t xml:space="preserve">.</w:t>
       </w:r>
     </w:p>
-    <w:bookmarkEnd w:id="92"/>
-    <w:bookmarkStart w:id="94" w:name="ref-law2020impact"/>
+    <w:bookmarkEnd w:id="93"/>
+    <w:bookmarkStart w:id="95" w:name="ref-law2020impact"/>
     <w:p>
       <w:pPr>
         <w:pStyle w:val="Bibliography"/>
@@ -7123,7 +7149,7 @@
       <w:r>
         <w:t xml:space="preserve"> </w:t>
       </w:r>
-      <w:hyperlink r:id="rId93">
+      <w:hyperlink r:id="rId94">
         <w:r>
           <w:rPr>
             <w:rStyle w:val="Hyperlink"/>
@@ -7135,8 +7161,8 @@
         <w:t xml:space="preserve">.</w:t>
       </w:r>
     </w:p>
-    <w:bookmarkEnd w:id="94"/>
-    <w:bookmarkStart w:id="96" w:name="ref-markosyan2023poverty"/>
+    <w:bookmarkEnd w:id="95"/>
+    <w:bookmarkStart w:id="97" w:name="ref-markosyan2023poverty"/>
     <w:p>
       <w:pPr>
         <w:pStyle w:val="Bibliography"/>
@@ -7169,7 +7195,7 @@
       <w:r>
         <w:t xml:space="preserve"> </w:t>
       </w:r>
-      <w:hyperlink r:id="rId95">
+      <w:hyperlink r:id="rId96">
         <w:r>
           <w:rPr>
             <w:rStyle w:val="Hyperlink"/>
@@ -7181,8 +7207,8 @@
         <w:t xml:space="preserve">.</w:t>
       </w:r>
     </w:p>
-    <w:bookmarkEnd w:id="96"/>
-    <w:bookmarkStart w:id="98" w:name="ref-mikaelyan2015migration"/>
+    <w:bookmarkEnd w:id="97"/>
+    <w:bookmarkStart w:id="99" w:name="ref-mikaelyan2015migration"/>
     <w:p>
       <w:pPr>
         <w:pStyle w:val="Bibliography"/>
@@ -7205,7 +7231,7 @@
       <w:r>
         <w:t xml:space="preserve"> </w:t>
       </w:r>
-      <w:hyperlink r:id="rId97">
+      <w:hyperlink r:id="rId98">
         <w:r>
           <w:rPr>
             <w:rStyle w:val="Hyperlink"/>
@@ -7217,8 +7243,8 @@
         <w:t xml:space="preserve">.</w:t>
       </w:r>
     </w:p>
-    <w:bookmarkEnd w:id="98"/>
-    <w:bookmarkStart w:id="100" w:name="ref-navicke2016work"/>
+    <w:bookmarkEnd w:id="99"/>
+    <w:bookmarkStart w:id="101" w:name="ref-navicke2016work"/>
     <w:p>
       <w:pPr>
         <w:pStyle w:val="Bibliography"/>
@@ -7251,7 +7277,7 @@
       <w:r>
         <w:t xml:space="preserve"> </w:t>
       </w:r>
-      <w:hyperlink r:id="rId99">
+      <w:hyperlink r:id="rId100">
         <w:r>
           <w:rPr>
             <w:rStyle w:val="Hyperlink"/>
@@ -7263,8 +7289,8 @@
         <w:t xml:space="preserve">.</w:t>
       </w:r>
     </w:p>
-    <w:bookmarkEnd w:id="100"/>
-    <w:bookmarkStart w:id="102" w:name="ref-nissanov2017economic"/>
+    <w:bookmarkEnd w:id="101"/>
+    <w:bookmarkStart w:id="103" w:name="ref-nissanov2017economic"/>
     <w:p>
       <w:pPr>
         <w:pStyle w:val="Bibliography"/>
@@ -7288,7 +7314,7 @@
       <w:r>
         <w:t xml:space="preserve"> </w:t>
       </w:r>
-      <w:hyperlink r:id="rId101">
+      <w:hyperlink r:id="rId102">
         <w:r>
           <w:rPr>
             <w:rStyle w:val="Hyperlink"/>
@@ -7300,8 +7326,8 @@
         <w:t xml:space="preserve">.</w:t>
       </w:r>
     </w:p>
-    <w:bookmarkEnd w:id="102"/>
-    <w:bookmarkStart w:id="104" w:name="ref-petrakos2001patterns"/>
+    <w:bookmarkEnd w:id="103"/>
+    <w:bookmarkStart w:id="105" w:name="ref-petrakos2001patterns"/>
     <w:p>
       <w:pPr>
         <w:pStyle w:val="Bibliography"/>
@@ -7334,7 +7360,7 @@
       <w:r>
         <w:t xml:space="preserve"> </w:t>
       </w:r>
-      <w:hyperlink r:id="rId103">
+      <w:hyperlink r:id="rId104">
         <w:r>
           <w:rPr>
             <w:rStyle w:val="Hyperlink"/>
@@ -7346,8 +7372,8 @@
         <w:t xml:space="preserve">.</w:t>
       </w:r>
     </w:p>
-    <w:bookmarkEnd w:id="104"/>
-    <w:bookmarkStart w:id="106" w:name="ref-putnins2011size"/>
+    <w:bookmarkEnd w:id="105"/>
+    <w:bookmarkStart w:id="107" w:name="ref-putnins2011size"/>
     <w:p>
       <w:pPr>
         <w:pStyle w:val="Bibliography"/>
@@ -7380,7 +7406,7 @@
       <w:r>
         <w:t xml:space="preserve"> </w:t>
       </w:r>
-      <w:hyperlink r:id="rId105">
+      <w:hyperlink r:id="rId106">
         <w:r>
           <w:rPr>
             <w:rStyle w:val="Hyperlink"/>
@@ -7392,8 +7418,8 @@
         <w:t xml:space="preserve">.</w:t>
       </w:r>
     </w:p>
-    <w:bookmarkEnd w:id="106"/>
-    <w:bookmarkStart w:id="108" w:name="ref-roberts2011class"/>
+    <w:bookmarkEnd w:id="107"/>
+    <w:bookmarkStart w:id="109" w:name="ref-roberts2011class"/>
     <w:p>
       <w:pPr>
         <w:pStyle w:val="Bibliography"/>
@@ -7426,7 +7452,7 @@
       <w:r>
         <w:t xml:space="preserve"> </w:t>
       </w:r>
-      <w:hyperlink r:id="rId107">
+      <w:hyperlink r:id="rId108">
         <w:r>
           <w:rPr>
             <w:rStyle w:val="Hyperlink"/>
@@ -7438,8 +7464,8 @@
         <w:t xml:space="preserve">.</w:t>
       </w:r>
     </w:p>
-    <w:bookmarkEnd w:id="108"/>
-    <w:bookmarkStart w:id="110" w:name="ref-salukvadze2019changing"/>
+    <w:bookmarkEnd w:id="109"/>
+    <w:bookmarkStart w:id="111" w:name="ref-salukvadze2019changing"/>
     <w:p>
       <w:pPr>
         <w:pStyle w:val="Bibliography"/>
@@ -7475,7 +7501,7 @@
       <w:r>
         <w:t xml:space="preserve"> </w:t>
       </w:r>
-      <w:hyperlink r:id="rId109">
+      <w:hyperlink r:id="rId110">
         <w:r>
           <w:rPr>
             <w:rStyle w:val="Hyperlink"/>
@@ -7487,8 +7513,8 @@
         <w:t xml:space="preserve">.</w:t>
       </w:r>
     </w:p>
-    <w:bookmarkEnd w:id="110"/>
-    <w:bookmarkStart w:id="112" w:name="ref-sandoyan2022main"/>
+    <w:bookmarkEnd w:id="111"/>
+    <w:bookmarkStart w:id="113" w:name="ref-sandoyan2022main"/>
     <w:p>
       <w:pPr>
         <w:pStyle w:val="Bibliography"/>
@@ -7521,7 +7547,7 @@
       <w:r>
         <w:t xml:space="preserve"> </w:t>
       </w:r>
-      <w:hyperlink r:id="rId111">
+      <w:hyperlink r:id="rId112">
         <w:r>
           <w:rPr>
             <w:rStyle w:val="Hyperlink"/>
@@ -7533,8 +7559,8 @@
         <w:t xml:space="preserve">.</w:t>
       </w:r>
     </w:p>
-    <w:bookmarkEnd w:id="112"/>
-    <w:bookmarkStart w:id="114" w:name="ref-tavadyan2021risks"/>
+    <w:bookmarkEnd w:id="113"/>
+    <w:bookmarkStart w:id="115" w:name="ref-tavadyan2021risks"/>
     <w:p>
       <w:pPr>
         <w:pStyle w:val="Bibliography"/>
@@ -7564,7 +7590,7 @@
       <w:r>
         <w:t xml:space="preserve"> </w:t>
       </w:r>
-      <w:hyperlink r:id="rId113">
+      <w:hyperlink r:id="rId114">
         <w:r>
           <w:rPr>
             <w:rStyle w:val="Hyperlink"/>
@@ -7576,8 +7602,8 @@
         <w:t xml:space="preserve">.</w:t>
       </w:r>
     </w:p>
-    <w:bookmarkEnd w:id="114"/>
-    <w:bookmarkStart w:id="116" w:name="ref-tavadyan2022foreign"/>
+    <w:bookmarkEnd w:id="115"/>
+    <w:bookmarkStart w:id="117" w:name="ref-tavadyan2022foreign"/>
     <w:p>
       <w:pPr>
         <w:pStyle w:val="Bibliography"/>
@@ -7610,7 +7636,7 @@
       <w:r>
         <w:t xml:space="preserve"> </w:t>
       </w:r>
-      <w:hyperlink r:id="rId115">
+      <w:hyperlink r:id="rId116">
         <w:r>
           <w:rPr>
             <w:rStyle w:val="Hyperlink"/>
@@ -7622,8 +7648,8 @@
         <w:t xml:space="preserve">.</w:t>
       </w:r>
     </w:p>
-    <w:bookmarkEnd w:id="116"/>
-    <w:bookmarkStart w:id="117" w:name="ref-thorez2014post"/>
+    <w:bookmarkEnd w:id="117"/>
+    <w:bookmarkStart w:id="118" w:name="ref-thorez2014post"/>
     <w:p>
       <w:pPr>
         <w:pStyle w:val="Bibliography"/>
@@ -7657,8 +7683,8 @@
         <w:t xml:space="preserve">, edited by Sophie Hohmann, Claire Mouradian, Silvia Serrano, and Julien Thorez, 215–41. I.B. Tauris.</w:t>
       </w:r>
     </w:p>
-    <w:bookmarkEnd w:id="117"/>
-    <w:bookmarkStart w:id="119" w:name="ref-tiwari2018south"/>
+    <w:bookmarkEnd w:id="118"/>
+    <w:bookmarkStart w:id="120" w:name="ref-tiwari2018south"/>
     <w:p>
       <w:pPr>
         <w:pStyle w:val="Bibliography"/>
@@ -7681,7 +7707,7 @@
       <w:r>
         <w:t xml:space="preserve"> </w:t>
       </w:r>
-      <w:hyperlink r:id="rId118">
+      <w:hyperlink r:id="rId119">
         <w:r>
           <w:rPr>
             <w:rStyle w:val="Hyperlink"/>
@@ -7693,8 +7719,8 @@
         <w:t xml:space="preserve">.</w:t>
       </w:r>
     </w:p>
-    <w:bookmarkEnd w:id="119"/>
-    <w:bookmarkStart w:id="121" w:name="ref-zasova2011labour"/>
+    <w:bookmarkEnd w:id="120"/>
+    <w:bookmarkStart w:id="122" w:name="ref-zasova2011labour"/>
     <w:p>
       <w:pPr>
         <w:pStyle w:val="Bibliography"/>
@@ -7727,7 +7753,7 @@
       <w:r>
         <w:t xml:space="preserve"> </w:t>
       </w:r>
-      <w:hyperlink r:id="rId120">
+      <w:hyperlink r:id="rId121">
         <w:r>
           <w:rPr>
             <w:rStyle w:val="Hyperlink"/>
@@ -7739,8 +7765,8 @@
         <w:t xml:space="preserve">.</w:t>
       </w:r>
     </w:p>
-    <w:bookmarkEnd w:id="121"/>
-    <w:bookmarkStart w:id="123" w:name="ref-zubarevich2024interregional"/>
+    <w:bookmarkEnd w:id="122"/>
+    <w:bookmarkStart w:id="124" w:name="ref-zubarevich2024interregional"/>
     <w:p>
       <w:pPr>
         <w:pStyle w:val="Bibliography"/>
@@ -7773,7 +7799,7 @@
       <w:r>
         <w:t xml:space="preserve"> </w:t>
       </w:r>
-      <w:hyperlink r:id="rId122">
+      <w:hyperlink r:id="rId123">
         <w:r>
           <w:rPr>
             <w:rStyle w:val="Hyperlink"/>
@@ -7785,8 +7811,8 @@
         <w:t xml:space="preserve">.</w:t>
       </w:r>
     </w:p>
-    <w:bookmarkEnd w:id="123"/>
-    <w:bookmarkStart w:id="125" w:name="ref-дунамалян2023экономическое"/>
+    <w:bookmarkEnd w:id="124"/>
+    <w:bookmarkStart w:id="126" w:name="ref-дунамалян2023экономическое"/>
     <w:p>
       <w:pPr>
         <w:pStyle w:val="Bibliography"/>
@@ -7825,7 +7851,7 @@
       <w:r>
         <w:t xml:space="preserve"> </w:t>
       </w:r>
-      <w:hyperlink r:id="rId124">
+      <w:hyperlink r:id="rId125">
         <w:r>
           <w:rPr>
             <w:rStyle w:val="Hyperlink"/>
@@ -7837,9 +7863,9 @@
         <w:t xml:space="preserve">.</w:t>
       </w:r>
     </w:p>
-    <w:bookmarkEnd w:id="125"/>
     <w:bookmarkEnd w:id="126"/>
     <w:bookmarkEnd w:id="127"/>
+    <w:bookmarkEnd w:id="128"/>
     <w:sectPr>
       <w:footerReference r:id="rId9" w:type="even"/>
       <w:pgSz w:code="9" w:h="16838" w:w="11906"/>

--- a/2025_01_household_income/article_20250522.docx
+++ b/2025_01_household_income/article_20250522.docx
@@ -753,7 +753,7 @@
     </w:p>
     <w:bookmarkEnd w:id="26"/>
     <w:bookmarkEnd w:id="27"/>
-    <w:bookmarkStart w:id="43" w:name="data-and-methodology"/>
+    <w:bookmarkStart w:id="44" w:name="data-and-methodology"/>
     <w:p>
       <w:pPr>
         <w:pStyle w:val="Heading1"/>
@@ -762,7 +762,7 @@
         <w:t xml:space="preserve">Data and Methodology</w:t>
       </w:r>
     </w:p>
-    <w:bookmarkStart w:id="33" w:name="data-sources"/>
+    <w:bookmarkStart w:id="34" w:name="data-sources"/>
     <w:p>
       <w:pPr>
         <w:pStyle w:val="Heading2"/>
@@ -827,19 +827,17 @@
         <w:t xml:space="preserve">Data Availability</w:t>
       </w:r>
       <w:r>
-        <w:t xml:space="preserve">: The complete code, processed datasets, and supplementary materials for this study are publicly available at:</w:t>
-      </w:r>
-      <w:r>
-        <w:t xml:space="preserve"> </w:t>
-      </w:r>
-      <w:hyperlink r:id="rId32">
-        <w:r>
-          <w:rPr>
-            <w:rStyle w:val="Hyperlink"/>
-          </w:rPr>
-          <w:t xml:space="preserve">https://github.com/tavad/articles/tree/main/2025_01_household_income</w:t>
-        </w:r>
-      </w:hyperlink>
+        <w:t xml:space="preserve">: The complete code, processed datasets, and supplementary materials for this study are publicly available</w:t>
+      </w:r>
+      <w:r>
+        <w:rPr>
+          <w:rStyle w:val="FootnoteReference"/>
+        </w:rPr>
+        <w:footnoteReference w:id="32"/>
+      </w:r>
+      <w:r>
+        <w:t xml:space="preserve">.</w:t>
+      </w:r>
     </w:p>
     <w:p>
       <w:pPr>
@@ -849,8 +847,8 @@
         <w:t xml:space="preserve">Our analysis covers a period of exceptional macroeconomic volatility in Armenia, with 12.6% GDP growth in 2022 followed by 7.2% in 2023, while inflation shifted dramatically from 8.3% to -0.6% between these years. This creates a unique quasi-experimental setting for examining how price stability affects the growth-welfare relationship, as we observe similar magnitudes of economic growth under sharply contrasting inflation regimes within a short timeframe.</w:t>
       </w:r>
     </w:p>
-    <w:bookmarkEnd w:id="33"/>
-    <w:bookmarkStart w:id="34" w:name="econometric-approach"/>
+    <w:bookmarkEnd w:id="34"/>
+    <w:bookmarkStart w:id="35" w:name="econometric-approach"/>
     <w:p>
       <w:pPr>
         <w:pStyle w:val="Heading2"/>
@@ -859,8 +857,8 @@
         <w:t xml:space="preserve">Econometric Approach</w:t>
       </w:r>
     </w:p>
-    <w:bookmarkEnd w:id="34"/>
-    <w:bookmarkStart w:id="42" w:name="methodological-contribution"/>
+    <w:bookmarkEnd w:id="35"/>
+    <w:bookmarkStart w:id="43" w:name="methodological-contribution"/>
     <w:p>
       <w:pPr>
         <w:pStyle w:val="Heading2"/>
@@ -1642,7 +1640,7 @@
         <w:t xml:space="preserve">of high growth with declining real incomes in 2022 versus moderate growth with improving real incomes in 2023.</w:t>
       </w:r>
     </w:p>
-    <w:bookmarkStart w:id="35" w:name="Xdea203760b4ba6d04a3ae8c13c222042754efb1"/>
+    <w:bookmarkStart w:id="36" w:name="Xdea203760b4ba6d04a3ae8c13c222042754efb1"/>
     <w:p>
       <w:pPr>
         <w:pStyle w:val="Heading3"/>
@@ -1688,8 +1686,8 @@
         <w:t xml:space="preserve">(8.6%), suggesting intensification of regional disparities in Armenia since their study.</w:t>
       </w:r>
     </w:p>
-    <w:bookmarkEnd w:id="35"/>
-    <w:bookmarkStart w:id="36" w:name="r²-interpretation"/>
+    <w:bookmarkEnd w:id="36"/>
+    <w:bookmarkStart w:id="37" w:name="r²-interpretation"/>
     <w:p>
       <w:pPr>
         <w:pStyle w:val="Heading3"/>
@@ -1783,8 +1781,8 @@
         <w:t xml:space="preserve">reporting similar R² values (12-18%) in their Latvian wage study while still drawing meaningful policy implications.</w:t>
       </w:r>
     </w:p>
-    <w:bookmarkEnd w:id="36"/>
-    <w:bookmarkStart w:id="37" w:name="limitations"/>
+    <w:bookmarkEnd w:id="37"/>
+    <w:bookmarkStart w:id="38" w:name="limitations"/>
     <w:p>
       <w:pPr>
         <w:pStyle w:val="Heading3"/>
@@ -1837,8 +1835,8 @@
         <w:t xml:space="preserve">While we document differential inflation impacts across regions, data limitations prevent calculating region-specific inflation rates that would allow more precise estimation of regional price dynamics</w:t>
       </w:r>
     </w:p>
-    <w:bookmarkEnd w:id="37"/>
-    <w:bookmarkStart w:id="41" w:name="key-findings-from-regional-income-model"/>
+    <w:bookmarkEnd w:id="38"/>
+    <w:bookmarkStart w:id="42" w:name="key-findings-from-regional-income-model"/>
     <w:p>
       <w:pPr>
         <w:pStyle w:val="Heading3"/>
@@ -2386,18 +2384,18 @@
           <wp:inline>
             <wp:extent cx="4673600" cy="3738880"/>
             <wp:effectExtent b="0" l="0" r="0" t="0"/>
-            <wp:docPr descr="Diagnostic Plots for Regional Income Model - Panel A: Residuals vs Fitted Values; Panel B: Normal Q-Q Plot; Panel C: Scale-Location Plot; Panel D: Cook’s Distance for Influential Observations" title="" id="39" name="Picture"/>
+            <wp:docPr descr="Diagnostic Plots for Regional Income Model - Panel A: Residuals vs Fitted Values; Panel B: Normal Q-Q Plot; Panel C: Scale-Location Plot; Panel D: Cook’s Distance for Influential Observations" title="" id="40" name="Picture"/>
             <a:graphic>
               <a:graphicData uri="http://schemas.openxmlformats.org/drawingml/2006/picture">
                 <pic:pic>
                   <pic:nvPicPr>
-                    <pic:cNvPr descr="article_20250522_files/figure-docx/diagnostic_plots-1.png" id="40" name="Picture"/>
+                    <pic:cNvPr descr="article_20250522_files/figure-docx/diagnostic_plots-1.png" id="41" name="Picture"/>
                     <pic:cNvPicPr>
                       <a:picLocks noChangeArrowheads="1" noChangeAspect="1"/>
                     </pic:cNvPicPr>
                   </pic:nvPicPr>
                   <pic:blipFill>
-                    <a:blip r:embed="rId38"/>
+                    <a:blip r:embed="rId39"/>
                     <a:stretch>
                       <a:fillRect/>
                     </a:stretch>
@@ -2440,10 +2438,10 @@
         <w:t xml:space="preserve">Figure 1 presents diagnostic plots for our regional income model. Panel A shows residuals versus fitted values, with the relatively symmetric distribution around the zero line indicating adequate fit. The Normal Q-Q plot in Panel B demonstrates approximate normality of residuals, with slight deviations in the tails as expected with income data. Panel C reveals some heteroscedasticity, justifying our use of robust standard errors. Panel D shows Cook’s distance for potentially influential observations, with all values well below 0.5, suggesting no observations exert undue influence on model parameters.</w:t>
       </w:r>
     </w:p>
-    <w:bookmarkEnd w:id="41"/>
     <w:bookmarkEnd w:id="42"/>
     <w:bookmarkEnd w:id="43"/>
-    <w:bookmarkStart w:id="57" w:name="results-and-analysis"/>
+    <w:bookmarkEnd w:id="44"/>
+    <w:bookmarkStart w:id="58" w:name="results-and-analysis"/>
     <w:p>
       <w:pPr>
         <w:pStyle w:val="Heading1"/>
@@ -2452,7 +2450,7 @@
         <w:t xml:space="preserve">Results and Analysis</w:t>
       </w:r>
     </w:p>
-    <w:bookmarkStart w:id="47" w:name="Xc6084f1a5d1eec7f2b8f7b949e3929feb23ddf9"/>
+    <w:bookmarkStart w:id="48" w:name="Xc6084f1a5d1eec7f2b8f7b949e3929feb23ddf9"/>
     <w:p>
       <w:pPr>
         <w:pStyle w:val="Heading2"/>
@@ -2484,20 +2482,246 @@
       <w:r>
         <w:drawing>
           <wp:inline>
-            <wp:extent cx="4673600" cy="3505200"/>
+            <wp:extent cx="4673600" cy="2804160"/>
             <wp:effectExtent b="0" l="0" r="0" t="0"/>
-            <wp:docPr descr="Evolution of Household Monthly Income Distribution in Armenia (2005-2023). Income values adjusted to 2023 prices. The ridge density plots show the distribution of household incomes across years, with darker shading indicating higher density. Vertical quartile lines show the income distribution’s 25th, 50th, and 75th percentiles for each year." title="" id="45" name="Picture"/>
+            <wp:docPr descr="Evolution of Household Monthly Income Distribution in Armenia (2005-2023). Income values adjusted to 2023 prices. The ridge density plots show the distribution of household incomes across years, with darker shading indicating higher density. Vertical quartile lines show the income distribution’s 25th, 50th, and 75th percentiles for each year." title="" id="46" name="Picture"/>
             <a:graphic>
               <a:graphicData uri="http://schemas.openxmlformats.org/drawingml/2006/picture">
                 <pic:pic>
                   <pic:nvPicPr>
-                    <pic:cNvPr descr="article_20250522_files/figure-docx/income_distribution_plot-1.png" id="46" name="Picture"/>
+                    <pic:cNvPr descr="article_20250522_files/figure-docx/income_distribution_plot-1.png" id="47" name="Picture"/>
                     <pic:cNvPicPr>
                       <a:picLocks noChangeArrowheads="1" noChangeAspect="1"/>
                     </pic:cNvPicPr>
                   </pic:nvPicPr>
                   <pic:blipFill>
-                    <a:blip r:embed="rId44"/>
+                    <a:blip r:embed="rId45"/>
+                    <a:stretch>
+                      <a:fillRect/>
+                    </a:stretch>
+                  </pic:blipFill>
+                  <pic:spPr bwMode="auto">
+                    <a:xfrm>
+                      <a:off x="0" y="0"/>
+                      <a:ext cx="4673600" cy="2804160"/>
+                    </a:xfrm>
+                    <a:prstGeom prst="rect">
+                      <a:avLst/>
+                    </a:prstGeom>
+                    <a:noFill/>
+                    <a:ln w="9525">
+                      <a:noFill/>
+                      <a:headEnd/>
+                      <a:tailEnd/>
+                    </a:ln>
+                  </pic:spPr>
+                </pic:pic>
+              </a:graphicData>
+            </a:graphic>
+          </wp:inline>
+        </w:drawing>
+      </w:r>
+    </w:p>
+    <w:p>
+      <w:pPr>
+        <w:pStyle w:val="ImageCaption"/>
+      </w:pPr>
+      <w:r>
+        <w:t xml:space="preserve">Evolution of Household Monthly Income Distribution in Armenia (2005-2023). Income values adjusted to 2023 prices. The ridge density plots show the distribution of household incomes across years, with darker shading indicating higher density. Vertical quartile lines show the income distribution’s 25th, 50th, and 75th percentiles for each year.</w:t>
+      </w:r>
+    </w:p>
+    <w:p>
+      <w:pPr>
+        <w:pStyle w:val="BodyText"/>
+      </w:pPr>
+      <w:r>
+        <w:t xml:space="preserve">Figure 2 illustrates the long-term evolution of income distribution in Armenia from 2005 to 2023, with all values adjusted to 2023 prices. This visualization reveals several key patterns in Armenia’s income dynamics:</w:t>
+      </w:r>
+    </w:p>
+    <w:p>
+      <w:pPr>
+        <w:numPr>
+          <w:ilvl w:val="0"/>
+          <w:numId w:val="1005"/>
+        </w:numPr>
+      </w:pPr>
+      <w:r>
+        <w:rPr>
+          <w:b/>
+          <w:bCs/>
+        </w:rPr>
+        <w:t xml:space="preserve">Long-term Growth Trajectory</w:t>
+      </w:r>
+      <w:r>
+        <w:t xml:space="preserve">: Since 2005, inflation-adjusted household incomes have shown consistent growth, with particularly strong increases observed in 2006-2007 and 2019. This aligns with Armenia’s broader economic development trajectory as documented by</w:t>
+      </w:r>
+      <w:r>
+        <w:t xml:space="preserve"> </w:t>
+      </w:r>
+      <w:r>
+        <w:t xml:space="preserve">Sandoyan, Voskanyan, and Galstyan (2022)</w:t>
+      </w:r>
+      <w:r>
+        <w:t xml:space="preserve">.</w:t>
+      </w:r>
+    </w:p>
+    <w:p>
+      <w:pPr>
+        <w:numPr>
+          <w:ilvl w:val="0"/>
+          <w:numId w:val="1005"/>
+        </w:numPr>
+      </w:pPr>
+      <w:r>
+        <w:rPr>
+          <w:b/>
+          <w:bCs/>
+        </w:rPr>
+        <w:t xml:space="preserve">Distribution Shape Evolution</w:t>
+      </w:r>
+      <w:r>
+        <w:t xml:space="preserve">: The density ridges demonstrate a gradual rightward shift of the entire distribution, with a notable flattening over time. This indicates both rising average incomes and increasing spread—a pattern consistent with transition economy development as described by</w:t>
+      </w:r>
+      <w:r>
+        <w:t xml:space="preserve"> </w:t>
+      </w:r>
+      <w:r>
+        <w:t xml:space="preserve">Nissanov (2017)</w:t>
+      </w:r>
+      <w:r>
+        <w:t xml:space="preserve">.</w:t>
+      </w:r>
+    </w:p>
+    <w:p>
+      <w:pPr>
+        <w:numPr>
+          <w:ilvl w:val="0"/>
+          <w:numId w:val="1005"/>
+        </w:numPr>
+      </w:pPr>
+      <w:r>
+        <w:rPr>
+          <w:b/>
+          <w:bCs/>
+        </w:rPr>
+        <w:t xml:space="preserve">Crisis and Recovery Cycles</w:t>
+      </w:r>
+      <w:r>
+        <w:t xml:space="preserve">: The visualization captures Armenia’s response to economic shocks, including the 2008-2009 global financial crisis and the 2020 dual shock of COVID-19 and the Nagorno-Karabakh conflict. In both cases, we observe temporary contractions followed by recovery periods, though the 2020 shock shows a more rapid recovery consistent with findings from</w:t>
+      </w:r>
+      <w:r>
+        <w:t xml:space="preserve"> </w:t>
+      </w:r>
+      <w:r>
+        <w:t xml:space="preserve">Дунамалян, Давтян, and Тавадян (2023)</w:t>
+      </w:r>
+      <w:r>
+        <w:t xml:space="preserve"> </w:t>
+      </w:r>
+      <w:r>
+        <w:t xml:space="preserve">on Armenia’s economic resilience.</w:t>
+      </w:r>
+    </w:p>
+    <w:p>
+      <w:pPr>
+        <w:numPr>
+          <w:ilvl w:val="0"/>
+          <w:numId w:val="1005"/>
+        </w:numPr>
+      </w:pPr>
+      <w:r>
+        <w:rPr>
+          <w:b/>
+          <w:bCs/>
+        </w:rPr>
+        <w:t xml:space="preserve">Recent Dynamics</w:t>
+      </w:r>
+      <w:r>
+        <w:t xml:space="preserve">: The 2023 distribution shows a noticeable rightward shift compared to 2022, confirming the statistical findings of improved household incomes across the distribution. This contrasts with the 2021-2022 period, when nominal growth failed to translate into real income gains due to high inflation.</w:t>
+      </w:r>
+    </w:p>
+    <w:p>
+      <w:pPr>
+        <w:numPr>
+          <w:ilvl w:val="0"/>
+          <w:numId w:val="1005"/>
+        </w:numPr>
+      </w:pPr>
+      <w:r>
+        <w:rPr>
+          <w:b/>
+          <w:bCs/>
+        </w:rPr>
+        <w:t xml:space="preserve">Distribution Tails</w:t>
+      </w:r>
+      <w:r>
+        <w:t xml:space="preserve">: The evolution of the distribution tails reveals important patterns in inequality dynamics. The extreme lower tail (below 30,000 AMD in 2023 prices) has gradually diminished since 2005, indicating progress in extreme poverty reduction. Meanwhile, the upper tail has extended further right over time, reflecting the growth of a higher-income segment within Armenian society.</w:t>
+      </w:r>
+    </w:p>
+    <w:p>
+      <w:pPr>
+        <w:pStyle w:val="Firstparagraph"/>
+      </w:pPr>
+      <w:r>
+        <w:t xml:space="preserve">The contrasting experience of 2022 versus 2023 provides particularly valuable insights. In 2022, despite 12.6% GDP growth, real household incomes declined across most of the distribution. The average inflation-adjusted household income decreased from 333,000 AMD in 2021 to 320,000 AMD in 2022, while the upper threshold for the poorest 10% fell from 101,000 AMD to 88,000 AMD. This pattern represents a clear disconnection between macroeconomic growth indicators and household welfare outcomes.</w:t>
+      </w:r>
+    </w:p>
+    <w:p>
+      <w:pPr>
+        <w:pStyle w:val="BodyText"/>
+      </w:pPr>
+      <w:r>
+        <w:t xml:space="preserve">The distributional analysis additionally reveals an important transformation in Armenia’s socioeconomic structure: the emergence of a substantial middle-income group. This structural shift, examined in detail in Section 4.3, represents a significant development in Armenia’s post-Soviet transition that aligns with patterns observed in other transition economies</w:t>
+      </w:r>
+      <w:r>
+        <w:t xml:space="preserve"> </w:t>
+      </w:r>
+      <w:r>
+        <w:t xml:space="preserve">(Nissanov 2017; Roberts and Pollock 2011)</w:t>
+      </w:r>
+      <w:r>
+        <w:t xml:space="preserve">.</w:t>
+      </w:r>
+    </w:p>
+    <w:bookmarkEnd w:id="48"/>
+    <w:bookmarkStart w:id="52" w:name="X72531805a6ae0bfb0353496918717079115a6eb"/>
+    <w:p>
+      <w:pPr>
+        <w:pStyle w:val="Heading2"/>
+      </w:pPr>
+      <w:r>
+        <w:t xml:space="preserve">Regional Disparities and Spatial Inequality</w:t>
+      </w:r>
+    </w:p>
+    <w:p>
+      <w:pPr>
+        <w:pStyle w:val="Firstparagraph"/>
+      </w:pPr>
+      <w:r>
+        <w:t xml:space="preserve">Our analysis of regional income patterns reveals substantial spatial heterogeneity in Armenia’s economic development. While overall income growth in 2023 was positive, the distribution of these gains varied significantly across regions (marzes), reflecting persistent structural differences in economic opportunity.</w:t>
+      </w:r>
+    </w:p>
+    <w:p>
+      <w:pPr>
+        <w:pStyle w:val="CaptionedFigure"/>
+      </w:pPr>
+      <w:r>
+        <w:drawing>
+          <wp:inline>
+            <wp:extent cx="4673600" cy="3505200"/>
+            <wp:effectExtent b="0" l="0" r="0" t="0"/>
+            <wp:docPr descr="Changes in Household Income by Region (2020-2023). Values shown in thousand AMD, adjusted to 2023 prices. For each region, the plot shows changes in three key metrics: lower decile (1st decile), median income, and upper decile (9th decile). Blue arrows indicate growth; red arrows indicate decline." title="" id="50" name="Picture"/>
+            <a:graphic>
+              <a:graphicData uri="http://schemas.openxmlformats.org/drawingml/2006/picture">
+                <pic:pic>
+                  <pic:nvPicPr>
+                    <pic:cNvPr descr="article_20250522_files/figure-docx/regional_disparity_plot-1.png" id="51" name="Picture"/>
+                    <pic:cNvPicPr>
+                      <a:picLocks noChangeArrowheads="1" noChangeAspect="1"/>
+                    </pic:cNvPicPr>
+                  </pic:nvPicPr>
+                  <pic:blipFill>
+                    <a:blip r:embed="rId49"/>
                     <a:stretch>
                       <a:fillRect/>
                     </a:stretch>
@@ -2529,7 +2753,7 @@
         <w:pStyle w:val="ImageCaption"/>
       </w:pPr>
       <w:r>
-        <w:t xml:space="preserve">Evolution of Household Monthly Income Distribution in Armenia (2005-2023). Income values adjusted to 2023 prices. The ridge density plots show the distribution of household incomes across years, with darker shading indicating higher density. Vertical quartile lines show the income distribution’s 25th, 50th, and 75th percentiles for each year.</w:t>
+        <w:t xml:space="preserve">Changes in Household Income by Region (2020-2023). Values shown in thousand AMD, adjusted to 2023 prices. For each region, the plot shows changes in three key metrics: lower decile (1st decile), median income, and upper decile (9th decile). Blue arrows indicate growth; red arrows indicate decline.</w:t>
       </w:r>
     </w:p>
     <w:p>
@@ -2537,14 +2761,14 @@
         <w:pStyle w:val="BodyText"/>
       </w:pPr>
       <w:r>
-        <w:t xml:space="preserve">Figure 2 illustrates the long-term evolution of income distribution in Armenia from 2005 to 2023, with all values adjusted to 2023 prices. This visualization reveals several key patterns in Armenia’s income dynamics:</w:t>
+        <w:t xml:space="preserve">Figure 3 visualizes regional income trajectories between 2020 and 2023, revealing complex patterns of convergence and divergence. Several key findings emerge from this analysis:</w:t>
       </w:r>
     </w:p>
     <w:p>
       <w:pPr>
         <w:numPr>
           <w:ilvl w:val="0"/>
-          <w:numId w:val="1005"/>
+          <w:numId w:val="1006"/>
         </w:numPr>
       </w:pPr>
       <w:r>
@@ -2552,26 +2776,17 @@
           <w:b/>
           <w:bCs/>
         </w:rPr>
-        <w:t xml:space="preserve">Long-term Growth Trajectory</w:t>
-      </w:r>
-      <w:r>
-        <w:t xml:space="preserve">: Since 2005, inflation-adjusted household incomes have shown consistent growth, with particularly strong increases observed in 2006-2007 and 2019. This aligns with Armenia’s broader economic development trajectory as documented by</w:t>
-      </w:r>
-      <w:r>
-        <w:t xml:space="preserve"> </w:t>
-      </w:r>
-      <w:r>
-        <w:t xml:space="preserve">Sandoyan, Voskanyan, and Galstyan (2022)</w:t>
-      </w:r>
-      <w:r>
-        <w:t xml:space="preserve">.</w:t>
+        <w:t xml:space="preserve">Regional Growth Heterogeneity</w:t>
+      </w:r>
+      <w:r>
+        <w:t xml:space="preserve">: Yerevan, the capital, experienced a 16.6% real income growth during this period. However, only Aragatsotn and Gegharkunik regions joined Yerevan in recording substantial positive growth across all income metrics, while other regions either stagnated or experienced declines in real household incomes. This differential in regional growth performance is directly supported by the Year × Region coefficients in Table 1, where Aragatsotn and Gegharkunik show statistically significant growth differentials compared to other regions.</w:t>
       </w:r>
     </w:p>
     <w:p>
       <w:pPr>
         <w:numPr>
           <w:ilvl w:val="0"/>
-          <w:numId w:val="1005"/>
+          <w:numId w:val="1006"/>
         </w:numPr>
       </w:pPr>
       <w:r>
@@ -2579,26 +2794,17 @@
           <w:b/>
           <w:bCs/>
         </w:rPr>
-        <w:t xml:space="preserve">Distribution Shape Evolution</w:t>
-      </w:r>
-      <w:r>
-        <w:t xml:space="preserve">: The density ridges demonstrate a gradual rightward shift of the entire distribution, with a notable flattening over time. This indicates both rising average incomes and increasing spread—a pattern consistent with transition economy development as described by</w:t>
-      </w:r>
-      <w:r>
-        <w:t xml:space="preserve"> </w:t>
-      </w:r>
-      <w:r>
-        <w:t xml:space="preserve">Nissanov (2017)</w:t>
-      </w:r>
-      <w:r>
-        <w:t xml:space="preserve">.</w:t>
+        <w:t xml:space="preserve">Widening Regional Gaps</w:t>
+      </w:r>
+      <w:r>
+        <w:t xml:space="preserve">: The disparity between highest and lowest income regions intensified during this period. As of 2023, the gap between the highest median income region (Yerevan at 387,000 AMD) and the lowest (Lori at 216,000 AMD) reached 171,000 AMD—a 79% differential. This significant gap represents persistent structural inequalities in economic opportunity. The -0.0114 coefficient for Year × Lori in our model (Table 1) quantifies this divergence, indicating Lori’s income trajectory fell further behind Yerevan’s baseline trend by 1.14 percentage points annually.</w:t>
       </w:r>
     </w:p>
     <w:p>
       <w:pPr>
         <w:numPr>
           <w:ilvl w:val="0"/>
-          <w:numId w:val="1005"/>
+          <w:numId w:val="1006"/>
         </w:numPr>
       </w:pPr>
       <w:r>
@@ -2606,29 +2812,26 @@
           <w:b/>
           <w:bCs/>
         </w:rPr>
-        <w:t xml:space="preserve">Crisis and Recovery Cycles</w:t>
-      </w:r>
-      <w:r>
-        <w:t xml:space="preserve">: The visualization captures Armenia’s response to economic shocks, including the 2008-2009 global financial crisis and the 2020 dual shock of COVID-19 and the Nagorno-Karabakh conflict. In both cases, we observe temporary contractions followed by recovery periods, though the 2020 shock shows a more rapid recovery consistent with findings from</w:t>
-      </w:r>
-      <w:r>
-        <w:t xml:space="preserve"> </w:t>
-      </w:r>
-      <w:r>
-        <w:t xml:space="preserve">Дунамалян, Давтян, and Тавадян (2023)</w:t>
-      </w:r>
-      <w:r>
-        <w:t xml:space="preserve"> </w:t>
-      </w:r>
-      <w:r>
-        <w:t xml:space="preserve">on Armenia’s economic resilience.</w:t>
+        <w:t xml:space="preserve">Within-Region Inequality Patterns</w:t>
+      </w:r>
+      <w:r>
+        <w:t xml:space="preserve">: The visualization reveals that within-region inequality (measured by the gap between 1st and 9th deciles) follows different patterns across regions. While most regions show similar or slightly decreasing within-region inequality, Yerevan and Kotayk exhibit increasing spreads between their lowest and highest deciles—a pattern consistent with more dynamic, market-driven economies as described by</w:t>
+      </w:r>
+      <w:r>
+        <w:t xml:space="preserve"> </w:t>
+      </w:r>
+      <w:r>
+        <w:t xml:space="preserve">Petrakos (2001)</w:t>
+      </w:r>
+      <w:r>
+        <w:t xml:space="preserve">.</w:t>
       </w:r>
     </w:p>
     <w:p>
       <w:pPr>
         <w:numPr>
           <w:ilvl w:val="0"/>
-          <w:numId w:val="1005"/>
+          <w:numId w:val="1006"/>
         </w:numPr>
       </w:pPr>
       <w:r>
@@ -2636,17 +2839,26 @@
           <w:b/>
           <w:bCs/>
         </w:rPr>
-        <w:t xml:space="preserve">Recent Dynamics</w:t>
-      </w:r>
-      <w:r>
-        <w:t xml:space="preserve">: The 2023 distribution shows a noticeable rightward shift compared to 2022, confirming the statistical findings of improved household incomes across the distribution. This contrasts with the 2021-2022 period, when nominal growth failed to translate into real income gains due to high inflation.</w:t>
+        <w:t xml:space="preserve">Urban-Rural Divides</w:t>
+      </w:r>
+      <w:r>
+        <w:t xml:space="preserve">: Our regression analysis indicates a significant urban premium of 55.17% at baseline, consistent with findings from</w:t>
+      </w:r>
+      <w:r>
+        <w:t xml:space="preserve"> </w:t>
+      </w:r>
+      <w:r>
+        <w:t xml:space="preserve">Roberts and Pollock (2011)</w:t>
+      </w:r>
+      <w:r>
+        <w:t xml:space="preserve">. However, we also identify a -2.73% annual urban-rural convergence trend, suggested by the marginally significant Year × Urban interaction term (0.0063, p = 0.11) in Table 1, indicating that this divide is gradually narrowing, particularly in regions with more integrated rural economies.</w:t>
       </w:r>
     </w:p>
     <w:p>
       <w:pPr>
         <w:numPr>
           <w:ilvl w:val="0"/>
-          <w:numId w:val="1005"/>
+          <w:numId w:val="1006"/>
         </w:numPr>
       </w:pPr>
       <w:r>
@@ -2654,10 +2866,10 @@
           <w:b/>
           <w:bCs/>
         </w:rPr>
-        <w:t xml:space="preserve">Distribution Tails</w:t>
-      </w:r>
-      <w:r>
-        <w:t xml:space="preserve">: The evolution of the distribution tails reveals important patterns in inequality dynamics. The extreme lower tail (below 30,000 AMD in 2023 prices) has gradually diminished since 2005, indicating progress in extreme poverty reduction. Meanwhile, the upper tail has extended further right over time, reflecting the growth of a higher-income segment within Armenian society.</w:t>
+        <w:t xml:space="preserve">Regional Volatility</w:t>
+      </w:r>
+      <w:r>
+        <w:t xml:space="preserve">: Kotayk region, which led in average income (404,000 AMD) in 2022, experienced a 4.2% decline in 2023. This volatility illustrates that regional economic performance in Armenia remains sensitive to sector-specific shocks, likely reflecting industrial specialization patterns. The region’s historically strong performance has been linked to its manufacturing base, which may have faced specific challenges in 2023.</w:t>
       </w:r>
     </w:p>
     <w:p>
@@ -2665,7 +2877,16 @@
         <w:pStyle w:val="Firstparagraph"/>
       </w:pPr>
       <w:r>
-        <w:t xml:space="preserve">The contrasting experience of 2022 versus 2023 provides particularly valuable insights. In 2022, despite 12.6% GDP growth, real household incomes declined across most of the distribution. The average inflation-adjusted household income decreased from 333,000 AMD in 2021 to 320,000 AMD in 2022, while the upper threshold for the poorest 10% fell from 101,000 AMD to 88,000 AMD. This pattern represents a clear disconnection between macroeconomic growth indicators and household welfare outcomes.</w:t>
+        <w:t xml:space="preserve">Our decomposition analysis reveals that between-region disparities account for 15.20% of overall income inequality, while urban-rural differences explain an additional 9.38%. These findings align with</w:t>
+      </w:r>
+      <w:r>
+        <w:t xml:space="preserve"> </w:t>
+      </w:r>
+      <w:r>
+        <w:t xml:space="preserve">Habibov (2012)</w:t>
+      </w:r>
+      <w:r>
+        <w:t xml:space="preserve">’s earlier results, suggesting persistent structural factors in Armenia’s spatial inequality patterns. The stability of these components over time indicates that geographic location remains a significant determinant of economic opportunity despite overall income growth.</w:t>
       </w:r>
     </w:p>
     <w:p>
@@ -2673,26 +2894,26 @@
         <w:pStyle w:val="BodyText"/>
       </w:pPr>
       <w:r>
-        <w:t xml:space="preserve">The distributional analysis additionally reveals an important transformation in Armenia’s socioeconomic structure: the emergence of a substantial middle-income group. This structural shift, examined in detail in Section 4.3, represents a significant development in Armenia’s post-Soviet transition that aligns with patterns observed in other transition economies</w:t>
-      </w:r>
-      <w:r>
-        <w:t xml:space="preserve"> </w:t>
-      </w:r>
-      <w:r>
-        <w:t xml:space="preserve">(Nissanov 2017; Roberts and Pollock 2011)</w:t>
-      </w:r>
-      <w:r>
-        <w:t xml:space="preserve">.</w:t>
-      </w:r>
-    </w:p>
-    <w:bookmarkEnd w:id="47"/>
-    <w:bookmarkStart w:id="51" w:name="X72531805a6ae0bfb0353496918717079115a6eb"/>
+        <w:t xml:space="preserve">The observed spatial patterns align with broader trends in transition economies where capital cities and select regions tend to benefit disproportionately from economic integration and growth</w:t>
+      </w:r>
+      <w:r>
+        <w:t xml:space="preserve"> </w:t>
+      </w:r>
+      <w:r>
+        <w:t xml:space="preserve">(Petrakos 2001)</w:t>
+      </w:r>
+      <w:r>
+        <w:t xml:space="preserve">. In Armenia’s case, Yerevan’s dominant position reflects its role as the country’s administrative, financial, and economic center, which attracts investment, higher-skilled labor, and economic activity. Secondary cities show more variable performance, likely reflecting their specific economic specializations and integration into international value chains.</w:t>
+      </w:r>
+    </w:p>
+    <w:bookmarkEnd w:id="52"/>
+    <w:bookmarkStart w:id="56" w:name="X3a2aa093692fa5b0a28bedb917b77893f74679a"/>
     <w:p>
       <w:pPr>
         <w:pStyle w:val="Heading2"/>
       </w:pPr>
       <w:r>
-        <w:t xml:space="preserve">Regional Disparities and Spatial Inequality</w:t>
+        <w:t xml:space="preserve">Income Distribution Structure and Middle-Class Emergence</w:t>
       </w:r>
     </w:p>
     <w:p>
@@ -2700,7 +2921,7 @@
         <w:pStyle w:val="Firstparagraph"/>
       </w:pPr>
       <w:r>
-        <w:t xml:space="preserve">Our analysis of regional income patterns reveals substantial spatial heterogeneity in Armenia’s economic development. While overall income growth in 2023 was positive, the distribution of these gains varied significantly across regions (marzes), reflecting persistent structural differences in economic opportunity.</w:t>
+        <w:t xml:space="preserve">Our analysis of income distribution patterns reveals significant structural changes in Armenia’s household income composition between 2005 and 2023. This transformation offers important insights into the socioeconomic development of Armenia as a transition economy.</w:t>
       </w:r>
     </w:p>
     <w:p>
@@ -2712,18 +2933,18 @@
           <wp:inline>
             <wp:extent cx="4673600" cy="3505200"/>
             <wp:effectExtent b="0" l="0" r="0" t="0"/>
-            <wp:docPr descr="Changes in Household Income by Region (2020-2023). Values shown in thousand AMD, adjusted to 2023 prices. For each region, the plot shows changes in three key metrics: lower decile (1st decile), median income, and upper decile (9th decile). Blue arrows indicate growth; red arrows indicate decline." title="" id="49" name="Picture"/>
+            <wp:docPr descr="Evolution of Household Income Distribution in Armenia (2005-2023). Distribution of household income by brackets, with incomes adjusted to 2023 prices. The progression shows a significant reduction in lower income brackets and expansion of middle-income groups." title="" id="54" name="Picture"/>
             <a:graphic>
               <a:graphicData uri="http://schemas.openxmlformats.org/drawingml/2006/picture">
                 <pic:pic>
                   <pic:nvPicPr>
-                    <pic:cNvPr descr="article_20250522_files/figure-docx/regional_disparity_plot-1.png" id="50" name="Picture"/>
+                    <pic:cNvPr descr="article_20250522_files/figure-docx/income_distribution_plot_2-1.png" id="55" name="Picture"/>
                     <pic:cNvPicPr>
                       <a:picLocks noChangeArrowheads="1" noChangeAspect="1"/>
                     </pic:cNvPicPr>
                   </pic:nvPicPr>
                   <pic:blipFill>
-                    <a:blip r:embed="rId48"/>
+                    <a:blip r:embed="rId53"/>
                     <a:stretch>
                       <a:fillRect/>
                     </a:stretch>
@@ -2755,229 +2976,6 @@
         <w:pStyle w:val="ImageCaption"/>
       </w:pPr>
       <w:r>
-        <w:t xml:space="preserve">Changes in Household Income by Region (2020-2023). Values shown in thousand AMD, adjusted to 2023 prices. For each region, the plot shows changes in three key metrics: lower decile (1st decile), median income, and upper decile (9th decile). Blue arrows indicate growth; red arrows indicate decline.</w:t>
-      </w:r>
-    </w:p>
-    <w:p>
-      <w:pPr>
-        <w:pStyle w:val="BodyText"/>
-      </w:pPr>
-      <w:r>
-        <w:t xml:space="preserve">Figure 3 visualizes regional income trajectories between 2020 and 2023, revealing complex patterns of convergence and divergence. Several key findings emerge from this analysis:</w:t>
-      </w:r>
-    </w:p>
-    <w:p>
-      <w:pPr>
-        <w:numPr>
-          <w:ilvl w:val="0"/>
-          <w:numId w:val="1006"/>
-        </w:numPr>
-      </w:pPr>
-      <w:r>
-        <w:rPr>
-          <w:b/>
-          <w:bCs/>
-        </w:rPr>
-        <w:t xml:space="preserve">Regional Growth Heterogeneity</w:t>
-      </w:r>
-      <w:r>
-        <w:t xml:space="preserve">: Yerevan, the capital, experienced a 16.6% real income growth during this period. However, only Aragatsotn and Gegharkunik regions joined Yerevan in recording substantial positive growth across all income metrics, while other regions either stagnated or experienced declines in real household incomes. This differential in regional growth performance is directly supported by the Year × Region coefficients in Table 1, where Aragatsotn and Gegharkunik show statistically significant growth differentials compared to other regions.</w:t>
-      </w:r>
-    </w:p>
-    <w:p>
-      <w:pPr>
-        <w:numPr>
-          <w:ilvl w:val="0"/>
-          <w:numId w:val="1006"/>
-        </w:numPr>
-      </w:pPr>
-      <w:r>
-        <w:rPr>
-          <w:b/>
-          <w:bCs/>
-        </w:rPr>
-        <w:t xml:space="preserve">Widening Regional Gaps</w:t>
-      </w:r>
-      <w:r>
-        <w:t xml:space="preserve">: The disparity between highest and lowest income regions intensified during this period. As of 2023, the gap between the highest median income region (Yerevan at 387,000 AMD) and the lowest (Lori at 216,000 AMD) reached 171,000 AMD—a 79% differential. This significant gap represents persistent structural inequalities in economic opportunity. The -0.0114 coefficient for Year × Lori in our model (Table 1) quantifies this divergence, indicating Lori’s income trajectory fell further behind Yerevan’s baseline trend by 1.14 percentage points annually.</w:t>
-      </w:r>
-    </w:p>
-    <w:p>
-      <w:pPr>
-        <w:numPr>
-          <w:ilvl w:val="0"/>
-          <w:numId w:val="1006"/>
-        </w:numPr>
-      </w:pPr>
-      <w:r>
-        <w:rPr>
-          <w:b/>
-          <w:bCs/>
-        </w:rPr>
-        <w:t xml:space="preserve">Within-Region Inequality Patterns</w:t>
-      </w:r>
-      <w:r>
-        <w:t xml:space="preserve">: The visualization reveals that within-region inequality (measured by the gap between 1st and 9th deciles) follows different patterns across regions. While most regions show similar or slightly decreasing within-region inequality, Yerevan and Kotayk exhibit increasing spreads between their lowest and highest deciles—a pattern consistent with more dynamic, market-driven economies as described by</w:t>
-      </w:r>
-      <w:r>
-        <w:t xml:space="preserve"> </w:t>
-      </w:r>
-      <w:r>
-        <w:t xml:space="preserve">Petrakos (2001)</w:t>
-      </w:r>
-      <w:r>
-        <w:t xml:space="preserve">.</w:t>
-      </w:r>
-    </w:p>
-    <w:p>
-      <w:pPr>
-        <w:numPr>
-          <w:ilvl w:val="0"/>
-          <w:numId w:val="1006"/>
-        </w:numPr>
-      </w:pPr>
-      <w:r>
-        <w:rPr>
-          <w:b/>
-          <w:bCs/>
-        </w:rPr>
-        <w:t xml:space="preserve">Urban-Rural Divides</w:t>
-      </w:r>
-      <w:r>
-        <w:t xml:space="preserve">: Our regression analysis indicates a significant urban premium of 55.17% at baseline, consistent with findings from</w:t>
-      </w:r>
-      <w:r>
-        <w:t xml:space="preserve"> </w:t>
-      </w:r>
-      <w:r>
-        <w:t xml:space="preserve">Roberts and Pollock (2011)</w:t>
-      </w:r>
-      <w:r>
-        <w:t xml:space="preserve">. However, we also identify a -2.73% annual urban-rural convergence trend, suggested by the marginally significant Year × Urban interaction term (0.0063, p = 0.11) in Table 1, indicating that this divide is gradually narrowing, particularly in regions with more integrated rural economies.</w:t>
-      </w:r>
-    </w:p>
-    <w:p>
-      <w:pPr>
-        <w:numPr>
-          <w:ilvl w:val="0"/>
-          <w:numId w:val="1006"/>
-        </w:numPr>
-      </w:pPr>
-      <w:r>
-        <w:rPr>
-          <w:b/>
-          <w:bCs/>
-        </w:rPr>
-        <w:t xml:space="preserve">Regional Volatility</w:t>
-      </w:r>
-      <w:r>
-        <w:t xml:space="preserve">: Kotayk region, which led in average income (404,000 AMD) in 2022, experienced a 4.2% decline in 2023. This volatility illustrates that regional economic performance in Armenia remains sensitive to sector-specific shocks, likely reflecting industrial specialization patterns. The region’s historically strong performance has been linked to its manufacturing base, which may have faced specific challenges in 2023.</w:t>
-      </w:r>
-    </w:p>
-    <w:p>
-      <w:pPr>
-        <w:pStyle w:val="Firstparagraph"/>
-      </w:pPr>
-      <w:r>
-        <w:t xml:space="preserve">Our decomposition analysis reveals that between-region disparities account for 15.20% of overall income inequality, while urban-rural differences explain an additional 9.38%. These findings align with</w:t>
-      </w:r>
-      <w:r>
-        <w:t xml:space="preserve"> </w:t>
-      </w:r>
-      <w:r>
-        <w:t xml:space="preserve">Habibov (2012)</w:t>
-      </w:r>
-      <w:r>
-        <w:t xml:space="preserve">’s earlier results, suggesting persistent structural factors in Armenia’s spatial inequality patterns. The stability of these components over time indicates that geographic location remains a significant determinant of economic opportunity despite overall income growth.</w:t>
-      </w:r>
-    </w:p>
-    <w:p>
-      <w:pPr>
-        <w:pStyle w:val="BodyText"/>
-      </w:pPr>
-      <w:r>
-        <w:t xml:space="preserve">The observed spatial patterns align with broader trends in transition economies where capital cities and select regions tend to benefit disproportionately from economic integration and growth</w:t>
-      </w:r>
-      <w:r>
-        <w:t xml:space="preserve"> </w:t>
-      </w:r>
-      <w:r>
-        <w:t xml:space="preserve">(Petrakos 2001)</w:t>
-      </w:r>
-      <w:r>
-        <w:t xml:space="preserve">. In Armenia’s case, Yerevan’s dominant position reflects its role as the country’s administrative, financial, and economic center, which attracts investment, higher-skilled labor, and economic activity. Secondary cities show more variable performance, likely reflecting their specific economic specializations and integration into international value chains.</w:t>
-      </w:r>
-    </w:p>
-    <w:bookmarkEnd w:id="51"/>
-    <w:bookmarkStart w:id="55" w:name="X3a2aa093692fa5b0a28bedb917b77893f74679a"/>
-    <w:p>
-      <w:pPr>
-        <w:pStyle w:val="Heading2"/>
-      </w:pPr>
-      <w:r>
-        <w:t xml:space="preserve">Income Distribution Structure and Middle-Class Emergence</w:t>
-      </w:r>
-    </w:p>
-    <w:p>
-      <w:pPr>
-        <w:pStyle w:val="Firstparagraph"/>
-      </w:pPr>
-      <w:r>
-        <w:t xml:space="preserve">Our analysis of income distribution patterns reveals significant structural changes in Armenia’s household income composition between 2005 and 2023. This transformation offers important insights into the socioeconomic development of Armenia as a transition economy.</w:t>
-      </w:r>
-    </w:p>
-    <w:p>
-      <w:pPr>
-        <w:pStyle w:val="CaptionedFigure"/>
-      </w:pPr>
-      <w:r>
-        <w:drawing>
-          <wp:inline>
-            <wp:extent cx="4673600" cy="3505200"/>
-            <wp:effectExtent b="0" l="0" r="0" t="0"/>
-            <wp:docPr descr="Evolution of Household Income Distribution in Armenia (2005-2023). Distribution of household income by brackets, with incomes adjusted to 2023 prices. The progression shows a significant reduction in lower income brackets and expansion of middle-income groups." title="" id="53" name="Picture"/>
-            <a:graphic>
-              <a:graphicData uri="http://schemas.openxmlformats.org/drawingml/2006/picture">
-                <pic:pic>
-                  <pic:nvPicPr>
-                    <pic:cNvPr descr="article_20250522_files/figure-docx/income_distribution_plot_2-1.png" id="54" name="Picture"/>
-                    <pic:cNvPicPr>
-                      <a:picLocks noChangeArrowheads="1" noChangeAspect="1"/>
-                    </pic:cNvPicPr>
-                  </pic:nvPicPr>
-                  <pic:blipFill>
-                    <a:blip r:embed="rId52"/>
-                    <a:stretch>
-                      <a:fillRect/>
-                    </a:stretch>
-                  </pic:blipFill>
-                  <pic:spPr bwMode="auto">
-                    <a:xfrm>
-                      <a:off x="0" y="0"/>
-                      <a:ext cx="4673600" cy="3505200"/>
-                    </a:xfrm>
-                    <a:prstGeom prst="rect">
-                      <a:avLst/>
-                    </a:prstGeom>
-                    <a:noFill/>
-                    <a:ln w="9525">
-                      <a:noFill/>
-                      <a:headEnd/>
-                      <a:tailEnd/>
-                    </a:ln>
-                  </pic:spPr>
-                </pic:pic>
-              </a:graphicData>
-            </a:graphic>
-          </wp:inline>
-        </w:drawing>
-      </w:r>
-    </w:p>
-    <w:p>
-      <w:pPr>
-        <w:pStyle w:val="ImageCaption"/>
-      </w:pPr>
-      <w:r>
         <w:t xml:space="preserve">Evolution of Household Income Distribution in Armenia (2005-2023). Distribution of household income by brackets, with incomes adjusted to 2023 prices. The progression shows a significant reduction in lower income brackets and expansion of middle-income groups.</w:t>
       </w:r>
     </w:p>
@@ -3133,8 +3131,8 @@
         <w:t xml:space="preserve">, and periods of economic volatility related to regional conflicts and global economic trends.</w:t>
       </w:r>
     </w:p>
-    <w:bookmarkEnd w:id="55"/>
-    <w:bookmarkStart w:id="56" w:name="inflation-impact-on-household-welfare"/>
+    <w:bookmarkEnd w:id="56"/>
+    <w:bookmarkStart w:id="57" w:name="inflation-impact-on-household-welfare"/>
     <w:p>
       <w:pPr>
         <w:pStyle w:val="Heading2"/>
@@ -3313,9 +3311,9 @@
         <w:t xml:space="preserve">This relationship has important policy implications, suggesting that anti-inflation policies play a crucial role in ensuring inclusive economic development. The Armenia case demonstrates that even impressive GDP growth may fail to improve living standards when accompanied by high inflation, while price stability can amplify the welfare benefits of even modest economic expansion.</w:t>
       </w:r>
     </w:p>
-    <w:bookmarkEnd w:id="56"/>
     <w:bookmarkEnd w:id="57"/>
-    <w:bookmarkStart w:id="62" w:name="discussion"/>
+    <w:bookmarkEnd w:id="58"/>
+    <w:bookmarkStart w:id="63" w:name="discussion"/>
     <w:p>
       <w:pPr>
         <w:pStyle w:val="Heading1"/>
@@ -3332,7 +3330,7 @@
         <w:t xml:space="preserve">The analysis of Armenian household income dynamics during 2022-2023 reveals complex interactions between macroeconomic conditions, regional disparities, and household welfare that offer broader insights into development challenges facing transition economies.</w:t>
       </w:r>
     </w:p>
-    <w:bookmarkStart w:id="58" w:name="theoretical-implications"/>
+    <w:bookmarkStart w:id="59" w:name="theoretical-implications"/>
     <w:p>
       <w:pPr>
         <w:pStyle w:val="Heading2"/>
@@ -3395,8 +3393,8 @@
         <w:t xml:space="preserve">—the geographic distribution of these gains remains uneven. This indicates that transition processes may simultaneously generate aggregate welfare improvements while maintaining or exacerbating spatial inequalities, challenging simplistic transition success narratives.</w:t>
       </w:r>
     </w:p>
-    <w:bookmarkEnd w:id="58"/>
-    <w:bookmarkStart w:id="59" w:name="explaining-the-armenian-paradox"/>
+    <w:bookmarkEnd w:id="59"/>
+    <w:bookmarkStart w:id="60" w:name="explaining-the-armenian-paradox"/>
     <w:p>
       <w:pPr>
         <w:pStyle w:val="Heading2"/>
@@ -3493,8 +3491,8 @@
         <w:t xml:space="preserve">This multifaceted explanation resolves the apparent paradox and illustrates the complex interactions between macroeconomic growth, sectoral patterns, inflation dynamics, and geographic disparities that characterize transition economies.</w:t>
       </w:r>
     </w:p>
-    <w:bookmarkEnd w:id="59"/>
-    <w:bookmarkStart w:id="60" w:name="policy-implications"/>
+    <w:bookmarkEnd w:id="60"/>
+    <w:bookmarkStart w:id="61" w:name="policy-implications"/>
     <w:p>
       <w:pPr>
         <w:pStyle w:val="Heading2"/>
@@ -3637,8 +3635,8 @@
         <w:t xml:space="preserve">: The substantial middle-class growth documented in our analysis should be sustained through targeted interventions, including expanded mortgage market access in regional centers (currently 76% concentrated in Yerevan), improved vocational education in regional centers (education wage premium is 42% higher in Yerevan), and entrepreneurship support programs in secondary cities (business formation rates are 3.8 times lower than in Yerevan despite similar middle-class population shares).</w:t>
       </w:r>
     </w:p>
-    <w:bookmarkEnd w:id="60"/>
-    <w:bookmarkStart w:id="61" w:name="limitations-and-future-research"/>
+    <w:bookmarkEnd w:id="61"/>
+    <w:bookmarkStart w:id="62" w:name="limitations-and-future-research"/>
     <w:p>
       <w:pPr>
         <w:pStyle w:val="Heading2"/>
@@ -3672,9 +3670,9 @@
         <w:t xml:space="preserve">Future research should examine specific mechanisms through which inflation affects different household types through detailed analysis of consumption patterns, wage adjustment processes, and asset portfolios. Exploring migration-inequality relationships could illuminate important dynamics in Armenia’s spatial development, given its high emigration rate (approximately 25% of native-born Armenians live abroad). Analyzing sectoral composition changes across regions would help identify structural factors underlying persistent disparities, while comparative analysis with other post-Soviet states could distinguish Armenia-specific patterns from broader transition economy dynamics.</w:t>
       </w:r>
     </w:p>
-    <w:bookmarkEnd w:id="61"/>
     <w:bookmarkEnd w:id="62"/>
-    <w:bookmarkStart w:id="63" w:name="conclusion"/>
+    <w:bookmarkEnd w:id="63"/>
+    <w:bookmarkStart w:id="64" w:name="conclusion"/>
     <w:p>
       <w:pPr>
         <w:pStyle w:val="Heading1"/>
@@ -3774,8 +3772,8 @@
         <w:t xml:space="preserve">Future research should build on these findings by examining the specific mechanisms through which inflation affects different household types, exploring the relationship between migration and regional inequality patterns, and analyzing how sectoral composition differences contribute to persistent spatial disparities. Such work would further enhance our understanding of the complex factors shaping economic welfare in transition economies and inform more effective policies for inclusive development.</w:t>
       </w:r>
     </w:p>
-    <w:bookmarkEnd w:id="63"/>
-    <w:bookmarkStart w:id="64" w:name="disclosure-statement"/>
+    <w:bookmarkEnd w:id="64"/>
+    <w:bookmarkStart w:id="65" w:name="disclosure-statement"/>
     <w:p>
       <w:pPr>
         <w:pStyle w:val="Heading1"/>
@@ -3792,8 +3790,8 @@
         <w:t xml:space="preserve">The author reports there are no competing interests to declare.</w:t>
       </w:r>
     </w:p>
-    <w:bookmarkEnd w:id="64"/>
-    <w:bookmarkStart w:id="65" w:name="notes-on-contributors"/>
+    <w:bookmarkEnd w:id="65"/>
+    <w:bookmarkStart w:id="66" w:name="notes-on-contributors"/>
     <w:p>
       <w:pPr>
         <w:pStyle w:val="Heading1"/>
@@ -3838,8 +3836,8 @@
         <w:t xml:space="preserve">from Armenian). He serves as a Researcher at the Ambert Research Center at ASUE. His research interests include macroeconomic analysis, regional development, and the application of data science to economic policy problems in transition economies.</w:t>
       </w:r>
     </w:p>
-    <w:bookmarkEnd w:id="65"/>
-    <w:bookmarkStart w:id="67" w:name="orcid"/>
+    <w:bookmarkEnd w:id="66"/>
+    <w:bookmarkStart w:id="68" w:name="orcid"/>
     <w:p>
       <w:pPr>
         <w:pStyle w:val="Heading1"/>
@@ -3858,7 +3856,7 @@
       <w:r>
         <w:t xml:space="preserve"> </w:t>
       </w:r>
-      <w:hyperlink r:id="rId66">
+      <w:hyperlink r:id="rId67">
         <w:r>
           <w:rPr>
             <w:rStyle w:val="Hyperlink"/>
@@ -3867,8 +3865,8 @@
         </w:r>
       </w:hyperlink>
     </w:p>
-    <w:bookmarkEnd w:id="67"/>
-    <w:bookmarkStart w:id="68" w:name="acknowledgements"/>
+    <w:bookmarkEnd w:id="68"/>
+    <w:bookmarkStart w:id="69" w:name="acknowledgements"/>
     <w:p>
       <w:pPr>
         <w:pStyle w:val="Heading1"/>
@@ -3885,8 +3883,8 @@
         <w:t xml:space="preserve">The author thanks the Statistical Committee of Armenia for providing access to the Integrated Living Conditions Survey data used in this study. The author also acknowledges valuable feedback received from colleagues at the Armenian State University of Economics and participants at the 2024 Regional Development Conference where preliminary findings of this study were presented.</w:t>
       </w:r>
     </w:p>
-    <w:bookmarkEnd w:id="68"/>
-    <w:bookmarkStart w:id="70" w:name="appendix"/>
+    <w:bookmarkEnd w:id="69"/>
+    <w:bookmarkStart w:id="71" w:name="appendix"/>
     <w:p>
       <w:pPr>
         <w:pStyle w:val="Heading1"/>
@@ -3895,7 +3893,7 @@
         <w:t xml:space="preserve">Appendix</w:t>
       </w:r>
     </w:p>
-    <w:bookmarkStart w:id="69" w:name="Xb245a6ac758e750c7e6aeabc7e74a2264e4f136"/>
+    <w:bookmarkStart w:id="70" w:name="Xb245a6ac758e750c7e6aeabc7e74a2264e4f136"/>
     <w:p>
       <w:pPr>
         <w:pStyle w:val="Heading2"/>
@@ -6596,9 +6594,9 @@
         </w:tc>
       </w:tr>
     </w:tbl>
-    <w:bookmarkEnd w:id="69"/>
     <w:bookmarkEnd w:id="70"/>
-    <w:bookmarkStart w:id="128" w:name="references"/>
+    <w:bookmarkEnd w:id="71"/>
+    <w:bookmarkStart w:id="129" w:name="references"/>
     <w:p>
       <w:pPr>
         <w:pStyle w:val="Heading1"/>
@@ -6607,8 +6605,8 @@
         <w:t xml:space="preserve">References</w:t>
       </w:r>
     </w:p>
-    <w:bookmarkStart w:id="127" w:name="refs"/>
-    <w:bookmarkStart w:id="72" w:name="ref-Benkovskis_etal_2025"/>
+    <w:bookmarkStart w:id="128" w:name="refs"/>
+    <w:bookmarkStart w:id="73" w:name="ref-Benkovskis_etal_2025"/>
     <w:p>
       <w:pPr>
         <w:pStyle w:val="Bibliography"/>
@@ -6641,7 +6639,7 @@
       <w:r>
         <w:t xml:space="preserve"> </w:t>
       </w:r>
-      <w:hyperlink r:id="rId71">
+      <w:hyperlink r:id="rId72">
         <w:r>
           <w:rPr>
             <w:rStyle w:val="Hyperlink"/>
@@ -6653,8 +6651,8 @@
         <w:t xml:space="preserve">.</w:t>
       </w:r>
     </w:p>
-    <w:bookmarkEnd w:id="72"/>
-    <w:bookmarkStart w:id="74" w:name="ref-berkowitz2006evolution"/>
+    <w:bookmarkEnd w:id="73"/>
+    <w:bookmarkStart w:id="75" w:name="ref-berkowitz2006evolution"/>
     <w:p>
       <w:pPr>
         <w:pStyle w:val="Bibliography"/>
@@ -6687,7 +6685,7 @@
       <w:r>
         <w:t xml:space="preserve"> </w:t>
       </w:r>
-      <w:hyperlink r:id="rId73">
+      <w:hyperlink r:id="rId74">
         <w:r>
           <w:rPr>
             <w:rStyle w:val="Hyperlink"/>
@@ -6699,8 +6697,8 @@
         <w:t xml:space="preserve">.</w:t>
       </w:r>
     </w:p>
-    <w:bookmarkEnd w:id="74"/>
-    <w:bookmarkStart w:id="76" w:name="ref-bezemer2004rural"/>
+    <w:bookmarkEnd w:id="75"/>
+    <w:bookmarkStart w:id="77" w:name="ref-bezemer2004rural"/>
     <w:p>
       <w:pPr>
         <w:pStyle w:val="Bibliography"/>
@@ -6733,7 +6731,7 @@
       <w:r>
         <w:t xml:space="preserve"> </w:t>
       </w:r>
-      <w:hyperlink r:id="rId75">
+      <w:hyperlink r:id="rId76">
         <w:r>
           <w:rPr>
             <w:rStyle w:val="Hyperlink"/>
@@ -6745,8 +6743,8 @@
         <w:t xml:space="preserve">.</w:t>
       </w:r>
     </w:p>
-    <w:bookmarkEnd w:id="76"/>
-    <w:bookmarkStart w:id="77" w:name="ref-budd1971impact"/>
+    <w:bookmarkEnd w:id="77"/>
+    <w:bookmarkStart w:id="78" w:name="ref-budd1971impact"/>
     <w:p>
       <w:pPr>
         <w:pStyle w:val="Bibliography"/>
@@ -6777,8 +6775,8 @@
         <w:t xml:space="preserve">61 (2): 128–38.</w:t>
       </w:r>
     </w:p>
-    <w:bookmarkEnd w:id="77"/>
-    <w:bookmarkStart w:id="79" w:name="ref-camera2014understanding"/>
+    <w:bookmarkEnd w:id="78"/>
+    <w:bookmarkStart w:id="80" w:name="ref-camera2014understanding"/>
     <w:p>
       <w:pPr>
         <w:pStyle w:val="Bibliography"/>
@@ -6811,7 +6809,7 @@
       <w:r>
         <w:t xml:space="preserve"> </w:t>
       </w:r>
-      <w:hyperlink r:id="rId78">
+      <w:hyperlink r:id="rId79">
         <w:r>
           <w:rPr>
             <w:rStyle w:val="Hyperlink"/>
@@ -6823,8 +6821,8 @@
         <w:t xml:space="preserve">.</w:t>
       </w:r>
     </w:p>
-    <w:bookmarkEnd w:id="79"/>
-    <w:bookmarkStart w:id="81" w:name="ref-dermendzhieva2011emigration"/>
+    <w:bookmarkEnd w:id="80"/>
+    <w:bookmarkStart w:id="82" w:name="ref-dermendzhieva2011emigration"/>
     <w:p>
       <w:pPr>
         <w:pStyle w:val="Bibliography"/>
@@ -6857,7 +6855,7 @@
       <w:r>
         <w:t xml:space="preserve"> </w:t>
       </w:r>
-      <w:hyperlink r:id="rId80">
+      <w:hyperlink r:id="rId81">
         <w:r>
           <w:rPr>
             <w:rStyle w:val="Hyperlink"/>
@@ -6869,8 +6867,8 @@
         <w:t xml:space="preserve">.</w:t>
       </w:r>
     </w:p>
-    <w:bookmarkEnd w:id="81"/>
-    <w:bookmarkStart w:id="83" w:name="ref-fuchs2018inequality"/>
+    <w:bookmarkEnd w:id="82"/>
+    <w:bookmarkStart w:id="84" w:name="ref-fuchs2018inequality"/>
     <w:p>
       <w:pPr>
         <w:pStyle w:val="Bibliography"/>
@@ -6893,7 +6891,7 @@
       <w:r>
         <w:t xml:space="preserve"> </w:t>
       </w:r>
-      <w:hyperlink r:id="rId82">
+      <w:hyperlink r:id="rId83">
         <w:r>
           <w:rPr>
             <w:rStyle w:val="Hyperlink"/>
@@ -6905,8 +6903,8 @@
         <w:t xml:space="preserve">.</w:t>
       </w:r>
     </w:p>
-    <w:bookmarkEnd w:id="83"/>
-    <w:bookmarkStart w:id="85" w:name="ref-garcia2023wage"/>
+    <w:bookmarkEnd w:id="84"/>
+    <w:bookmarkStart w:id="86" w:name="ref-garcia2023wage"/>
     <w:p>
       <w:pPr>
         <w:pStyle w:val="Bibliography"/>
@@ -6939,7 +6937,7 @@
       <w:r>
         <w:t xml:space="preserve"> </w:t>
       </w:r>
-      <w:hyperlink r:id="rId84">
+      <w:hyperlink r:id="rId85">
         <w:r>
           <w:rPr>
             <w:rStyle w:val="Hyperlink"/>
@@ -6951,8 +6949,8 @@
         <w:t xml:space="preserve">.</w:t>
       </w:r>
     </w:p>
-    <w:bookmarkEnd w:id="85"/>
-    <w:bookmarkStart w:id="87" w:name="ref-habibov2012income"/>
+    <w:bookmarkEnd w:id="86"/>
+    <w:bookmarkStart w:id="88" w:name="ref-habibov2012income"/>
     <w:p>
       <w:pPr>
         <w:pStyle w:val="Bibliography"/>
@@ -6985,7 +6983,7 @@
       <w:r>
         <w:t xml:space="preserve"> </w:t>
       </w:r>
-      <w:hyperlink r:id="rId86">
+      <w:hyperlink r:id="rId87">
         <w:r>
           <w:rPr>
             <w:rStyle w:val="Hyperlink"/>
@@ -6997,8 +6995,8 @@
         <w:t xml:space="preserve">.</w:t>
       </w:r>
     </w:p>
-    <w:bookmarkEnd w:id="87"/>
-    <w:bookmarkStart w:id="89" w:name="ref-hambardzumyan2023impact"/>
+    <w:bookmarkEnd w:id="88"/>
+    <w:bookmarkStart w:id="90" w:name="ref-hambardzumyan2023impact"/>
     <w:p>
       <w:pPr>
         <w:pStyle w:val="Bibliography"/>
@@ -7021,7 +7019,7 @@
       <w:r>
         <w:t xml:space="preserve"> </w:t>
       </w:r>
-      <w:hyperlink r:id="rId88">
+      <w:hyperlink r:id="rId89">
         <w:r>
           <w:rPr>
             <w:rStyle w:val="Hyperlink"/>
@@ -7033,8 +7031,8 @@
         <w:t xml:space="preserve">.</w:t>
       </w:r>
     </w:p>
-    <w:bookmarkEnd w:id="89"/>
-    <w:bookmarkStart w:id="91" w:name="ref-ikemoto1987income"/>
+    <w:bookmarkEnd w:id="90"/>
+    <w:bookmarkStart w:id="92" w:name="ref-ikemoto1987income"/>
     <w:p>
       <w:pPr>
         <w:pStyle w:val="Bibliography"/>
@@ -7067,7 +7065,7 @@
       <w:r>
         <w:t xml:space="preserve"> </w:t>
       </w:r>
-      <w:hyperlink r:id="rId90">
+      <w:hyperlink r:id="rId91">
         <w:r>
           <w:rPr>
             <w:rStyle w:val="Hyperlink"/>
@@ -7079,8 +7077,8 @@
         <w:t xml:space="preserve">.</w:t>
       </w:r>
     </w:p>
-    <w:bookmarkEnd w:id="91"/>
-    <w:bookmarkStart w:id="93" w:name="ref-khitarishvili2016gender"/>
+    <w:bookmarkEnd w:id="92"/>
+    <w:bookmarkStart w:id="94" w:name="ref-khitarishvili2016gender"/>
     <w:p>
       <w:pPr>
         <w:pStyle w:val="Bibliography"/>
@@ -7103,7 +7101,7 @@
       <w:r>
         <w:t xml:space="preserve"> </w:t>
       </w:r>
-      <w:hyperlink r:id="rId92">
+      <w:hyperlink r:id="rId93">
         <w:r>
           <w:rPr>
             <w:rStyle w:val="Hyperlink"/>
@@ -7115,8 +7113,8 @@
         <w:t xml:space="preserve">.</w:t>
       </w:r>
     </w:p>
-    <w:bookmarkEnd w:id="93"/>
-    <w:bookmarkStart w:id="95" w:name="ref-law2020impact"/>
+    <w:bookmarkEnd w:id="94"/>
+    <w:bookmarkStart w:id="96" w:name="ref-law2020impact"/>
     <w:p>
       <w:pPr>
         <w:pStyle w:val="Bibliography"/>
@@ -7149,7 +7147,7 @@
       <w:r>
         <w:t xml:space="preserve"> </w:t>
       </w:r>
-      <w:hyperlink r:id="rId94">
+      <w:hyperlink r:id="rId95">
         <w:r>
           <w:rPr>
             <w:rStyle w:val="Hyperlink"/>
@@ -7161,8 +7159,8 @@
         <w:t xml:space="preserve">.</w:t>
       </w:r>
     </w:p>
-    <w:bookmarkEnd w:id="95"/>
-    <w:bookmarkStart w:id="97" w:name="ref-markosyan2023poverty"/>
+    <w:bookmarkEnd w:id="96"/>
+    <w:bookmarkStart w:id="98" w:name="ref-markosyan2023poverty"/>
     <w:p>
       <w:pPr>
         <w:pStyle w:val="Bibliography"/>
@@ -7195,7 +7193,7 @@
       <w:r>
         <w:t xml:space="preserve"> </w:t>
       </w:r>
-      <w:hyperlink r:id="rId96">
+      <w:hyperlink r:id="rId97">
         <w:r>
           <w:rPr>
             <w:rStyle w:val="Hyperlink"/>
@@ -7207,8 +7205,8 @@
         <w:t xml:space="preserve">.</w:t>
       </w:r>
     </w:p>
-    <w:bookmarkEnd w:id="97"/>
-    <w:bookmarkStart w:id="99" w:name="ref-mikaelyan2015migration"/>
+    <w:bookmarkEnd w:id="98"/>
+    <w:bookmarkStart w:id="100" w:name="ref-mikaelyan2015migration"/>
     <w:p>
       <w:pPr>
         <w:pStyle w:val="Bibliography"/>
@@ -7231,7 +7229,7 @@
       <w:r>
         <w:t xml:space="preserve"> </w:t>
       </w:r>
-      <w:hyperlink r:id="rId98">
+      <w:hyperlink r:id="rId99">
         <w:r>
           <w:rPr>
             <w:rStyle w:val="Hyperlink"/>
@@ -7243,8 +7241,8 @@
         <w:t xml:space="preserve">.</w:t>
       </w:r>
     </w:p>
-    <w:bookmarkEnd w:id="99"/>
-    <w:bookmarkStart w:id="101" w:name="ref-navicke2016work"/>
+    <w:bookmarkEnd w:id="100"/>
+    <w:bookmarkStart w:id="102" w:name="ref-navicke2016work"/>
     <w:p>
       <w:pPr>
         <w:pStyle w:val="Bibliography"/>
@@ -7277,7 +7275,7 @@
       <w:r>
         <w:t xml:space="preserve"> </w:t>
       </w:r>
-      <w:hyperlink r:id="rId100">
+      <w:hyperlink r:id="rId101">
         <w:r>
           <w:rPr>
             <w:rStyle w:val="Hyperlink"/>
@@ -7289,8 +7287,8 @@
         <w:t xml:space="preserve">.</w:t>
       </w:r>
     </w:p>
-    <w:bookmarkEnd w:id="101"/>
-    <w:bookmarkStart w:id="103" w:name="ref-nissanov2017economic"/>
+    <w:bookmarkEnd w:id="102"/>
+    <w:bookmarkStart w:id="104" w:name="ref-nissanov2017economic"/>
     <w:p>
       <w:pPr>
         <w:pStyle w:val="Bibliography"/>
@@ -7314,7 +7312,7 @@
       <w:r>
         <w:t xml:space="preserve"> </w:t>
       </w:r>
-      <w:hyperlink r:id="rId102">
+      <w:hyperlink r:id="rId103">
         <w:r>
           <w:rPr>
             <w:rStyle w:val="Hyperlink"/>
@@ -7326,8 +7324,8 @@
         <w:t xml:space="preserve">.</w:t>
       </w:r>
     </w:p>
-    <w:bookmarkEnd w:id="103"/>
-    <w:bookmarkStart w:id="105" w:name="ref-petrakos2001patterns"/>
+    <w:bookmarkEnd w:id="104"/>
+    <w:bookmarkStart w:id="106" w:name="ref-petrakos2001patterns"/>
     <w:p>
       <w:pPr>
         <w:pStyle w:val="Bibliography"/>
@@ -7360,7 +7358,7 @@
       <w:r>
         <w:t xml:space="preserve"> </w:t>
       </w:r>
-      <w:hyperlink r:id="rId104">
+      <w:hyperlink r:id="rId105">
         <w:r>
           <w:rPr>
             <w:rStyle w:val="Hyperlink"/>
@@ -7372,8 +7370,8 @@
         <w:t xml:space="preserve">.</w:t>
       </w:r>
     </w:p>
-    <w:bookmarkEnd w:id="105"/>
-    <w:bookmarkStart w:id="107" w:name="ref-putnins2011size"/>
+    <w:bookmarkEnd w:id="106"/>
+    <w:bookmarkStart w:id="108" w:name="ref-putnins2011size"/>
     <w:p>
       <w:pPr>
         <w:pStyle w:val="Bibliography"/>
@@ -7406,7 +7404,7 @@
       <w:r>
         <w:t xml:space="preserve"> </w:t>
       </w:r>
-      <w:hyperlink r:id="rId106">
+      <w:hyperlink r:id="rId107">
         <w:r>
           <w:rPr>
             <w:rStyle w:val="Hyperlink"/>
@@ -7418,8 +7416,8 @@
         <w:t xml:space="preserve">.</w:t>
       </w:r>
     </w:p>
-    <w:bookmarkEnd w:id="107"/>
-    <w:bookmarkStart w:id="109" w:name="ref-roberts2011class"/>
+    <w:bookmarkEnd w:id="108"/>
+    <w:bookmarkStart w:id="110" w:name="ref-roberts2011class"/>
     <w:p>
       <w:pPr>
         <w:pStyle w:val="Bibliography"/>
@@ -7452,7 +7450,7 @@
       <w:r>
         <w:t xml:space="preserve"> </w:t>
       </w:r>
-      <w:hyperlink r:id="rId108">
+      <w:hyperlink r:id="rId109">
         <w:r>
           <w:rPr>
             <w:rStyle w:val="Hyperlink"/>
@@ -7464,8 +7462,8 @@
         <w:t xml:space="preserve">.</w:t>
       </w:r>
     </w:p>
-    <w:bookmarkEnd w:id="109"/>
-    <w:bookmarkStart w:id="111" w:name="ref-salukvadze2019changing"/>
+    <w:bookmarkEnd w:id="110"/>
+    <w:bookmarkStart w:id="112" w:name="ref-salukvadze2019changing"/>
     <w:p>
       <w:pPr>
         <w:pStyle w:val="Bibliography"/>
@@ -7501,7 +7499,7 @@
       <w:r>
         <w:t xml:space="preserve"> </w:t>
       </w:r>
-      <w:hyperlink r:id="rId110">
+      <w:hyperlink r:id="rId111">
         <w:r>
           <w:rPr>
             <w:rStyle w:val="Hyperlink"/>
@@ -7513,8 +7511,8 @@
         <w:t xml:space="preserve">.</w:t>
       </w:r>
     </w:p>
-    <w:bookmarkEnd w:id="111"/>
-    <w:bookmarkStart w:id="113" w:name="ref-sandoyan2022main"/>
+    <w:bookmarkEnd w:id="112"/>
+    <w:bookmarkStart w:id="114" w:name="ref-sandoyan2022main"/>
     <w:p>
       <w:pPr>
         <w:pStyle w:val="Bibliography"/>
@@ -7547,7 +7545,7 @@
       <w:r>
         <w:t xml:space="preserve"> </w:t>
       </w:r>
-      <w:hyperlink r:id="rId112">
+      <w:hyperlink r:id="rId113">
         <w:r>
           <w:rPr>
             <w:rStyle w:val="Hyperlink"/>
@@ -7559,8 +7557,8 @@
         <w:t xml:space="preserve">.</w:t>
       </w:r>
     </w:p>
-    <w:bookmarkEnd w:id="113"/>
-    <w:bookmarkStart w:id="115" w:name="ref-tavadyan2021risks"/>
+    <w:bookmarkEnd w:id="114"/>
+    <w:bookmarkStart w:id="116" w:name="ref-tavadyan2021risks"/>
     <w:p>
       <w:pPr>
         <w:pStyle w:val="Bibliography"/>
@@ -7590,7 +7588,7 @@
       <w:r>
         <w:t xml:space="preserve"> </w:t>
       </w:r>
-      <w:hyperlink r:id="rId114">
+      <w:hyperlink r:id="rId115">
         <w:r>
           <w:rPr>
             <w:rStyle w:val="Hyperlink"/>
@@ -7602,8 +7600,8 @@
         <w:t xml:space="preserve">.</w:t>
       </w:r>
     </w:p>
-    <w:bookmarkEnd w:id="115"/>
-    <w:bookmarkStart w:id="117" w:name="ref-tavadyan2022foreign"/>
+    <w:bookmarkEnd w:id="116"/>
+    <w:bookmarkStart w:id="118" w:name="ref-tavadyan2022foreign"/>
     <w:p>
       <w:pPr>
         <w:pStyle w:val="Bibliography"/>
@@ -7636,7 +7634,7 @@
       <w:r>
         <w:t xml:space="preserve"> </w:t>
       </w:r>
-      <w:hyperlink r:id="rId116">
+      <w:hyperlink r:id="rId117">
         <w:r>
           <w:rPr>
             <w:rStyle w:val="Hyperlink"/>
@@ -7648,8 +7646,8 @@
         <w:t xml:space="preserve">.</w:t>
       </w:r>
     </w:p>
-    <w:bookmarkEnd w:id="117"/>
-    <w:bookmarkStart w:id="118" w:name="ref-thorez2014post"/>
+    <w:bookmarkEnd w:id="118"/>
+    <w:bookmarkStart w:id="119" w:name="ref-thorez2014post"/>
     <w:p>
       <w:pPr>
         <w:pStyle w:val="Bibliography"/>
@@ -7683,8 +7681,8 @@
         <w:t xml:space="preserve">, edited by Sophie Hohmann, Claire Mouradian, Silvia Serrano, and Julien Thorez, 215–41. I.B. Tauris.</w:t>
       </w:r>
     </w:p>
-    <w:bookmarkEnd w:id="118"/>
-    <w:bookmarkStart w:id="120" w:name="ref-tiwari2018south"/>
+    <w:bookmarkEnd w:id="119"/>
+    <w:bookmarkStart w:id="121" w:name="ref-tiwari2018south"/>
     <w:p>
       <w:pPr>
         <w:pStyle w:val="Bibliography"/>
@@ -7707,7 +7705,7 @@
       <w:r>
         <w:t xml:space="preserve"> </w:t>
       </w:r>
-      <w:hyperlink r:id="rId119">
+      <w:hyperlink r:id="rId120">
         <w:r>
           <w:rPr>
             <w:rStyle w:val="Hyperlink"/>
@@ -7719,8 +7717,8 @@
         <w:t xml:space="preserve">.</w:t>
       </w:r>
     </w:p>
-    <w:bookmarkEnd w:id="120"/>
-    <w:bookmarkStart w:id="122" w:name="ref-zasova2011labour"/>
+    <w:bookmarkEnd w:id="121"/>
+    <w:bookmarkStart w:id="123" w:name="ref-zasova2011labour"/>
     <w:p>
       <w:pPr>
         <w:pStyle w:val="Bibliography"/>
@@ -7753,7 +7751,7 @@
       <w:r>
         <w:t xml:space="preserve"> </w:t>
       </w:r>
-      <w:hyperlink r:id="rId121">
+      <w:hyperlink r:id="rId122">
         <w:r>
           <w:rPr>
             <w:rStyle w:val="Hyperlink"/>
@@ -7765,8 +7763,8 @@
         <w:t xml:space="preserve">.</w:t>
       </w:r>
     </w:p>
-    <w:bookmarkEnd w:id="122"/>
-    <w:bookmarkStart w:id="124" w:name="ref-zubarevich2024interregional"/>
+    <w:bookmarkEnd w:id="123"/>
+    <w:bookmarkStart w:id="125" w:name="ref-zubarevich2024interregional"/>
     <w:p>
       <w:pPr>
         <w:pStyle w:val="Bibliography"/>
@@ -7799,7 +7797,7 @@
       <w:r>
         <w:t xml:space="preserve"> </w:t>
       </w:r>
-      <w:hyperlink r:id="rId123">
+      <w:hyperlink r:id="rId124">
         <w:r>
           <w:rPr>
             <w:rStyle w:val="Hyperlink"/>
@@ -7811,8 +7809,8 @@
         <w:t xml:space="preserve">.</w:t>
       </w:r>
     </w:p>
-    <w:bookmarkEnd w:id="124"/>
-    <w:bookmarkStart w:id="126" w:name="ref-дунамалян2023экономическое"/>
+    <w:bookmarkEnd w:id="125"/>
+    <w:bookmarkStart w:id="127" w:name="ref-дунамалян2023экономическое"/>
     <w:p>
       <w:pPr>
         <w:pStyle w:val="Bibliography"/>
@@ -7851,7 +7849,7 @@
       <w:r>
         <w:t xml:space="preserve"> </w:t>
       </w:r>
-      <w:hyperlink r:id="rId125">
+      <w:hyperlink r:id="rId126">
         <w:r>
           <w:rPr>
             <w:rStyle w:val="Hyperlink"/>
@@ -7863,9 +7861,9 @@
         <w:t xml:space="preserve">.</w:t>
       </w:r>
     </w:p>
-    <w:bookmarkEnd w:id="126"/>
     <w:bookmarkEnd w:id="127"/>
     <w:bookmarkEnd w:id="128"/>
+    <w:bookmarkEnd w:id="129"/>
     <w:sectPr>
       <w:footerReference r:id="rId9" w:type="even"/>
       <w:pgSz w:code="9" w:h="16838" w:w="11906"/>
@@ -8040,6 +8038,36 @@
             <w:rStyle w:val="Hyperlink"/>
           </w:rPr>
           <w:t xml:space="preserve">https://www.cba.am/stat/stat_data_eng/6_CPI_eng.xls</w:t>
+        </w:r>
+      </w:hyperlink>
+    </w:p>
+  </w:footnote>
+  <w:footnote w:id="32">
+    <w:p>
+      <w:pPr>
+        <w:pStyle w:val="FootnoteText"/>
+      </w:pPr>
+      <w:r>
+        <w:rPr>
+          <w:rStyle w:val="FootnoteReference"/>
+        </w:rPr>
+        <w:footnoteRef/>
+      </w:r>
+      <w:r>
+        <w:t xml:space="preserve"> </w:t>
+      </w:r>
+      <w:r>
+        <w:t xml:space="preserve">Replication materials:</w:t>
+      </w:r>
+      <w:r>
+        <w:t xml:space="preserve"> </w:t>
+      </w:r>
+      <w:hyperlink r:id="rId33">
+        <w:r>
+          <w:rPr>
+            <w:rStyle w:val="Hyperlink"/>
+          </w:rPr>
+          <w:t xml:space="preserve">https://github.com/tavad/articles/tree/main/2025_01_household_income</w:t>
         </w:r>
       </w:hyperlink>
     </w:p>

--- a/2025_01_household_income/article_20250522.docx
+++ b/2025_01_household_income/article_20250522.docx
@@ -2482,7 +2482,7 @@
       <w:r>
         <w:drawing>
           <wp:inline>
-            <wp:extent cx="4673600" cy="2804160"/>
+            <wp:extent cx="4673600" cy="3271520"/>
             <wp:effectExtent b="0" l="0" r="0" t="0"/>
             <wp:docPr descr="Evolution of Household Monthly Income Distribution in Armenia (2005-2023). Income values adjusted to 2023 prices. The ridge density plots show the distribution of household incomes across years, with darker shading indicating higher density. Vertical quartile lines show the income distribution’s 25th, 50th, and 75th percentiles for each year." title="" id="46" name="Picture"/>
             <a:graphic>
@@ -2503,7 +2503,7 @@
                   <pic:spPr bwMode="auto">
                     <a:xfrm>
                       <a:off x="0" y="0"/>
-                      <a:ext cx="4673600" cy="2804160"/>
+                      <a:ext cx="4673600" cy="3271520"/>
                     </a:xfrm>
                     <a:prstGeom prst="rect">
                       <a:avLst/>
@@ -2708,7 +2708,7 @@
       <w:r>
         <w:drawing>
           <wp:inline>
-            <wp:extent cx="4673600" cy="3505200"/>
+            <wp:extent cx="4673600" cy="3271520"/>
             <wp:effectExtent b="0" l="0" r="0" t="0"/>
             <wp:docPr descr="Changes in Household Income by Region (2020-2023). Values shown in thousand AMD, adjusted to 2023 prices. For each region, the plot shows changes in three key metrics: lower decile (1st decile), median income, and upper decile (9th decile). Blue arrows indicate growth; red arrows indicate decline." title="" id="50" name="Picture"/>
             <a:graphic>
@@ -2729,7 +2729,7 @@
                   <pic:spPr bwMode="auto">
                     <a:xfrm>
                       <a:off x="0" y="0"/>
-                      <a:ext cx="4673600" cy="3505200"/>
+                      <a:ext cx="4673600" cy="3271520"/>
                     </a:xfrm>
                     <a:prstGeom prst="rect">
                       <a:avLst/>
@@ -2931,7 +2931,7 @@
       <w:r>
         <w:drawing>
           <wp:inline>
-            <wp:extent cx="4673600" cy="3505200"/>
+            <wp:extent cx="4673600" cy="3271520"/>
             <wp:effectExtent b="0" l="0" r="0" t="0"/>
             <wp:docPr descr="Evolution of Household Income Distribution in Armenia (2005-2023). Distribution of household income by brackets, with incomes adjusted to 2023 prices. The progression shows a significant reduction in lower income brackets and expansion of middle-income groups." title="" id="54" name="Picture"/>
             <a:graphic>
@@ -2952,7 +2952,7 @@
                   <pic:spPr bwMode="auto">
                     <a:xfrm>
                       <a:off x="0" y="0"/>
-                      <a:ext cx="4673600" cy="3505200"/>
+                      <a:ext cx="4673600" cy="3271520"/>
                     </a:xfrm>
                     <a:prstGeom prst="rect">
                       <a:avLst/>

--- a/2025_01_household_income/article_20250522.docx
+++ b/2025_01_household_income/article_20250522.docx
@@ -74,20 +74,6 @@
       </w:r>
       <w:r>
         <w:t xml:space="preserve">Welfare</w:t>
-      </w:r>
-    </w:p>
-    <w:p>
-      <w:pPr>
-        <w:pStyle w:val="Author"/>
-      </w:pPr>
-      <w:r>
-        <w:t xml:space="preserve">Aghasi</w:t>
-      </w:r>
-      <w:r>
-        <w:t xml:space="preserve"> </w:t>
-      </w:r>
-      <w:r>
-        <w:t xml:space="preserve">Tavadyan</w:t>
       </w:r>
     </w:p>
     <w:p>
@@ -202,7 +188,7 @@
         <w:pStyle w:val="BodyText"/>
       </w:pPr>
       <w:r>
-        <w:t xml:space="preserve">Recent economic developments in Armenia present an apparent paradox. In 2022, the country recorded impressive 12.6% GDP growth and saw its GDP per capita rise from $4,972 to $7,018 (a 41% increase). Yet household survey data indicates that real incomes actually declined during this period of robust growth. Conversely, 2023 saw more modest economic expansion but was accompanied by significant improvements in household welfare across all income deciles. This contradictory pattern raises important questions about the mechanisms that determine whether macroeconomic growth benefits households and how these benefits are distributed across regions.</w:t>
+        <w:t xml:space="preserve">Recent economic developments in Armenia present an apparent paradox. In 2022, the country recorded impressive 12.6% GDP growth and saw its GDP per capita rise from $4,972 to $7,018 (a 41% increase). Yet household survey data indicates that real incomes actually declined during this period of robust growth. Conversely, 2023 saw more modest economic expansion but was accompanied by significant improvements in household welfare across all income deciles. This period of sharp, contrasting macroeconomic conditions raises important questions about the mechanisms that determine whether macroeconomic growth benefits households and how these benefits are distributed across regions.</w:t>
       </w:r>
     </w:p>
     <w:p>
@@ -3880,7 +3866,7 @@
         <w:pStyle w:val="Firstparagraph"/>
       </w:pPr>
       <w:r>
-        <w:t xml:space="preserve">The author thanks the Statistical Committee of Armenia for providing access to the Integrated Living Conditions Survey data used in this study. The author also acknowledges valuable feedback received from colleagues at the Armenian State University of Economics and participants at the 2024 Regional Development Conference where preliminary findings of this study were presented.</w:t>
+        <w:t xml:space="preserve">The author thanks the Statistical Committee of Armenia for providing access to the Integrated Living Conditions Survey data used in this study. The author also acknowledges valuable feedback received from colleagues at the Armenian State University of Economics and participants at the 2024 Regional Development Conference where preliminary findings of this study were presented. This research received no specific grant from any funding agency in the public, commercial, or not-for-profit sectors.</w:t>
       </w:r>
     </w:p>
     <w:bookmarkEnd w:id="69"/>
